--- a/Mingresume.docx
+++ b/Mingresume.docx
@@ -50,6 +50,56 @@
     </w:p>
     <w:p>
       <w:pPr>
+        <w:spacing w:after="40"/>
+      </w:pPr>
+      <w:r>
+        <w:rPr>
+          <w:b/>
+          <w:i/>
+          <w:sz w:val="20"/>
+        </w:rPr>
+        <w:t>LinkedIn:</w:t>
+      </w:r>
+      <w:r>
+        <w:rPr>
+          <w:i/>
+          <w:sz w:val="20"/>
+        </w:rPr>
+        <w:t xml:space="preserve"> [linkedin.com/in/mailming](https://www.linkedin.com/in/mailming) · </w:t>
+      </w:r>
+      <w:r>
+        <w:rPr>
+          <w:b/>
+          <w:i/>
+          <w:sz w:val="20"/>
+        </w:rPr>
+        <w:t>GitHub:</w:t>
+      </w:r>
+      <w:r>
+        <w:rPr>
+          <w:i/>
+          <w:sz w:val="20"/>
+        </w:rPr>
+        <w:t xml:space="preserve"> [github.com/mailming](https://github.com/mailming) · </w:t>
+      </w:r>
+      <w:r>
+        <w:rPr>
+          <w:b/>
+          <w:i/>
+          <w:sz w:val="20"/>
+        </w:rPr>
+        <w:t>Jiadroid:</w:t>
+      </w:r>
+      <w:r>
+        <w:rPr>
+          <w:i/>
+          <w:sz w:val="20"/>
+        </w:rPr>
+        <w:t xml:space="preserve"> [github.com/mailming/jiadroid](https://github.com/mailming/jiadroid)</w:t>
+      </w:r>
+    </w:p>
+    <w:p>
+      <w:pPr>
         <w:spacing w:before="40" w:after="40"/>
         <w:pBdr>
           <w:bottom w:val="single" w:sz="6" w:space="1" w:color="auto"/>
@@ -78,137 +128,98 @@
         <w:rPr>
           <w:sz w:val="21"/>
         </w:rPr>
-        <w:t xml:space="preserve">Staff-scope platform engineer and AI builder with 20+ years across CI/CD, artifact management, and high-availability infrastructure on AWS, Azure, and Kubernetes. Staff Engineer on GEICO's Artifact Management Platform — drove Artifactory from ~1 major incident/month to </w:t>
-      </w:r>
-      <w:r>
-        <w:rPr>
-          <w:b/>
-          <w:sz w:val="21"/>
-        </w:rPr>
-        <w:t>four-nines (99.99%) availability SLO</w:t>
-      </w:r>
-      <w:r>
-        <w:rPr>
-          <w:sz w:val="21"/>
-        </w:rPr>
-        <w:t xml:space="preserve">, and </w:t>
-      </w:r>
-      <w:r>
-        <w:rPr>
-          <w:b/>
-          <w:sz w:val="21"/>
-        </w:rPr>
-        <w:t>practice every platform change as AI-augmented engineering</w:t>
-      </w:r>
-      <w:r>
-        <w:rPr>
-          <w:sz w:val="21"/>
-        </w:rPr>
-        <w:t xml:space="preserve"> (every May 2026 platform PR authored with Claude Code / Cursor; surgical, packet-level RCAs co-written with AI agents). Delivering a portfolio of AI initiatives entered into </w:t>
-      </w:r>
-      <w:r>
-        <w:rPr>
-          <w:b/>
-          <w:sz w:val="21"/>
-        </w:rPr>
-        <w:t>GEICO's DE AI Showcase 2026</w:t>
-      </w:r>
-      <w:r>
-        <w:rPr>
-          <w:sz w:val="21"/>
-        </w:rPr>
-        <w:t xml:space="preserve"> (org-wide, 282 DE associates, "real work accelerated through AI"): a Claude Agent triage prototype for the team's Slack help channel, an </w:t>
-      </w:r>
-      <w:r>
-        <w:rPr>
-          <w:b/>
-          <w:sz w:val="21"/>
-        </w:rPr>
-        <w:t>AI-powered CI/CD pipeline migration engine</w:t>
-      </w:r>
-      <w:r>
-        <w:rPr>
-          <w:sz w:val="21"/>
-        </w:rPr>
-        <w:t xml:space="preserve"> for the JFrog SaaS cutover (target: 100% of inventoried pipelines), a </w:t>
-      </w:r>
-      <w:r>
-        <w:rPr>
-          <w:b/>
-          <w:sz w:val="21"/>
-        </w:rPr>
-        <w:t>Claude Code plugin</w:t>
-      </w:r>
-      <w:r>
-        <w:rPr>
-          <w:sz w:val="21"/>
-        </w:rPr>
-        <w:t xml:space="preserve"> that lets engineers manage Artifactory in plain English, and </w:t>
-      </w:r>
-      <w:r>
-        <w:rPr>
-          <w:b/>
-          <w:sz w:val="21"/>
-        </w:rPr>
-        <w:t>AI-consumable runbooks / ADR</w:t>
-      </w:r>
-      <w:r>
-        <w:rPr>
-          <w:sz w:val="21"/>
-        </w:rPr>
-        <w:t xml:space="preserve"> for artifact authentication. Invited to GEICO's Claude Code pilot; authored the </w:t>
-      </w:r>
-      <w:r>
-        <w:rPr>
-          <w:i/>
-          <w:sz w:val="21"/>
-        </w:rPr>
-        <w:t>"Cursor MCP × Slack"</w:t>
-      </w:r>
-      <w:r>
-        <w:rPr>
-          <w:sz w:val="21"/>
-        </w:rPr>
-        <w:t xml:space="preserve"> business requirement and built the Cursor-cached-token bridge that lets Claude Code reuse Cursor's encrypted Slack MCP credentials; active contributor in </w:t>
+        <w:t xml:space="preserve">Staff-scope platform engineer and AI builder with 20+ years across CI/CD, artifact management, and high-availability infrastructure on AWS, Azure, and Kubernetes. At GEICO Artifact Management Platform: drove Artifactory to </w:t>
+      </w:r>
+      <w:r>
+        <w:rPr>
+          <w:b/>
+          <w:sz w:val="21"/>
+        </w:rPr>
+        <w:t>four-nines (99.99%) SLO</w:t>
+      </w:r>
+      <w:r>
+        <w:rPr>
+          <w:sz w:val="21"/>
+        </w:rPr>
+        <w:t xml:space="preserve">, shipped </w:t>
+      </w:r>
+      <w:r>
+        <w:rPr>
+          <w:b/>
+          <w:sz w:val="21"/>
+        </w:rPr>
+        <w:t>Load Healer Reactive</w:t>
+      </w:r>
+      <w:r>
+        <w:rPr>
+          <w:sz w:val="21"/>
+        </w:rPr>
+        <w:t xml:space="preserve"> (OUTAGE → HTTP 429 on NP/PD2), and lead </w:t>
+      </w:r>
+      <w:r>
+        <w:rPr>
+          <w:b/>
+          <w:sz w:val="21"/>
+        </w:rPr>
+        <w:t>Martech → JFrog SaaS cutover</w:t>
+      </w:r>
+      <w:r>
+        <w:rPr>
+          <w:sz w:val="21"/>
+        </w:rPr>
+        <w:t xml:space="preserve"> (Jan 30 hard date) across MAP, CDP, Billing, and Payments with </w:t>
       </w:r>
       <w:r>
         <w:rPr>
           <w:rFonts w:ascii="Consolas" w:hAnsi="Consolas"/>
           <w:sz w:val="21"/>
         </w:rPr>
-        <w:t>#sig-ai-assisted-development</w:t>
-      </w:r>
-      <w:r>
-        <w:rPr>
-          <w:sz w:val="21"/>
-        </w:rPr>
-        <w:t xml:space="preserve">. Previously Staff Release Engineer at Navan (SOC 2 Type II, IPO readiness); $600K+/yr savings through HA Jenkins/Nexus migrations at Turn/Amobee. </w:t>
-      </w:r>
-      <w:r>
-        <w:rPr>
-          <w:b/>
-          <w:sz w:val="21"/>
-        </w:rPr>
-        <w:t>Led</w:t>
-      </w:r>
-      <w:r>
-        <w:rPr>
-          <w:sz w:val="21"/>
-        </w:rPr>
-        <w:t xml:space="preserve"> the </w:t>
-      </w:r>
-      <w:r>
-        <w:rPr>
-          <w:b/>
-          <w:sz w:val="21"/>
-        </w:rPr>
-        <w:t>OpenClaw cost-aware runtime plugin</w:t>
-      </w:r>
-      <w:r>
-        <w:rPr>
-          <w:sz w:val="21"/>
-        </w:rPr>
-        <w:t xml:space="preserve"> (originated the approach; primary implementer) — Purdue ECE 50874/59500 final project. Pursuing MS in Artificial Intelligence at Purdue; founder of [SmartTuna](https://smarttuna.ai/) (LangGraph multi-agent stock-analysis platform).</w:t>
+        <w:t>amp-migrate</w:t>
+      </w:r>
+      <w:r>
+        <w:rPr>
+          <w:sz w:val="21"/>
+        </w:rPr>
+        <w:t xml:space="preserve"> for OIDC/repo-settings. Invited to GEICO's Claude Code pilot; built the </w:t>
+      </w:r>
+      <w:r>
+        <w:rPr>
+          <w:b/>
+          <w:sz w:val="21"/>
+        </w:rPr>
+        <w:t>Cursor × Claude Code MCP bridge</w:t>
+      </w:r>
+      <w:r>
+        <w:rPr>
+          <w:sz w:val="21"/>
+        </w:rPr>
+        <w:t xml:space="preserve"> and production MCP/agent skills. Founder of </w:t>
+      </w:r>
+      <w:r>
+        <w:rPr>
+          <w:b/>
+          <w:sz w:val="21"/>
+        </w:rPr>
+        <w:t>[Jiadroid](https://github.com/mailming/jiadroid)</w:t>
+      </w:r>
+      <w:r>
+        <w:rPr>
+          <w:sz w:val="21"/>
+        </w:rPr>
+        <w:t xml:space="preserve"> (phone-as-robot-brain); led </w:t>
+      </w:r>
+      <w:r>
+        <w:rPr>
+          <w:b/>
+          <w:sz w:val="21"/>
+        </w:rPr>
+        <w:t>OpenClaw cost-aware runtime</w:t>
+      </w:r>
+      <w:r>
+        <w:rPr>
+          <w:sz w:val="21"/>
+        </w:rPr>
+        <w:t xml:space="preserve"> (Purdue ECE 50874). Previously Staff Release Engineer at Navan (SOC 2 / IPO); $600K+/yr savings via Jenkins/Nexus HA at Turn/Amobee. MS AI @ Purdue; founder of [SmartTuna](https://smarttuna.ai/). U.S. Citizen.</w:t>
       </w:r>
     </w:p>
     <w:p>
@@ -264,7 +275,7 @@
           <w:i/>
           <w:sz w:val="20"/>
         </w:rPr>
-        <w:t xml:space="preserve"> · Staff-IC tech lead for AMP's cross-org initiatives across Identity, SRE, Network, Database Platform, and DE</w:t>
+        <w:t xml:space="preserve"> · Staff-IC tech lead for AMP cross-org initiatives (Identity, SRE, Network, DE)</w:t>
       </w:r>
     </w:p>
     <w:p>
@@ -276,7 +287,7 @@
           <w:i/>
           <w:sz w:val="21"/>
         </w:rPr>
-        <w:t>AI initiatives — GEICO's DE AI Showcase 2026 (org-wide AI-augmented-work program)</w:t>
+        <w:t>AI initiatives — GEICO DE AI Showcase 2026</w:t>
       </w:r>
     </w:p>
     <w:p>
@@ -289,52 +300,26 @@
           <w:b/>
           <w:sz w:val="21"/>
         </w:rPr>
-        <w:t>Portfolio of four AI initiatives in flight</w:t>
-      </w:r>
-      <w:r>
-        <w:rPr>
-          <w:sz w:val="21"/>
-        </w:rPr>
-        <w:t xml:space="preserve">: (a) Claude Agent SDK triage prototype for the </w:t>
-      </w:r>
-      <w:r>
-        <w:rPr>
-          <w:rFonts w:ascii="Consolas" w:hAnsi="Consolas"/>
-          <w:sz w:val="21"/>
-        </w:rPr>
-        <w:t>#help-pkg-mgmt</w:t>
-      </w:r>
-      <w:r>
-        <w:rPr>
-          <w:sz w:val="21"/>
-        </w:rPr>
-        <w:t xml:space="preserve"> Slack channel; (b) AI-powered CI/CD migration engine that opens per-team PRs for the JFrog SaaS cutover (target: 100% of inventoried pipelines); (c) plain-English </w:t>
-      </w:r>
-      <w:r>
-        <w:rPr>
-          <w:b/>
-          <w:sz w:val="21"/>
-        </w:rPr>
-        <w:t>Claude Code plugin for AMP/JFrog</w:t>
-      </w:r>
-      <w:r>
-        <w:rPr>
-          <w:sz w:val="21"/>
-        </w:rPr>
-        <w:t xml:space="preserve"> targeting publication to GEICO's </w:t>
-      </w:r>
-      <w:r>
-        <w:rPr>
-          <w:rFonts w:ascii="Consolas" w:hAnsi="Consolas"/>
-          <w:sz w:val="21"/>
-        </w:rPr>
-        <w:t>developer-agent-hub</w:t>
-      </w:r>
-      <w:r>
-        <w:rPr>
-          <w:sz w:val="21"/>
-        </w:rPr>
-        <w:t xml:space="preserve"> marketplace; (d) AI-consumable artifact-auth ADR so any AI agent can onboard external teams without AMP hand-holding</w:t>
+        <w:t>Claude Agent SDK / MCP portfolio</w:t>
+      </w:r>
+      <w:r>
+        <w:rPr>
+          <w:sz w:val="21"/>
+        </w:rPr>
+        <w:t xml:space="preserve">: Slack triage prototype; AI-powered CI/CD / </w:t>
+      </w:r>
+      <w:r>
+        <w:rPr>
+          <w:b/>
+          <w:sz w:val="21"/>
+        </w:rPr>
+        <w:t>`amp-migrate`</w:t>
+      </w:r>
+      <w:r>
+        <w:rPr>
+          <w:sz w:val="21"/>
+        </w:rPr>
+        <w:t xml:space="preserve"> cutover path; Claude Code AMP/JFrog plugin; AI-consumable artifact-auth ADR</w:t>
       </w:r>
     </w:p>
     <w:p>
@@ -353,20 +338,46 @@
         <w:rPr>
           <w:sz w:val="21"/>
         </w:rPr>
-        <w:t xml:space="preserve"> — invited to GEICO's Claude Code pilot; authored the </w:t>
-      </w:r>
-      <w:r>
-        <w:rPr>
-          <w:i/>
-          <w:sz w:val="21"/>
-        </w:rPr>
-        <w:t>"Cursor MCP × Slack"</w:t>
-      </w:r>
-      <w:r>
-        <w:rPr>
-          <w:sz w:val="21"/>
-        </w:rPr>
-        <w:t xml:space="preserve"> BRD and built the Cursor-cached-token bridge that lets Claude Code reuse Cursor's encrypted Slack MCP credentials</w:t>
+        <w:t xml:space="preserve"> — Claude Code pilot; enterprise Slack MCP credential reuse; JFrog/Slack/ADO/GitHub MCP servers + agent skills (</w:t>
+      </w:r>
+      <w:r>
+        <w:rPr>
+          <w:rFonts w:ascii="Consolas" w:hAnsi="Consolas"/>
+          <w:sz w:val="21"/>
+        </w:rPr>
+        <w:t>solve-case</w:t>
+      </w:r>
+      <w:r>
+        <w:rPr>
+          <w:sz w:val="21"/>
+        </w:rPr>
+        <w:t xml:space="preserve">, </w:t>
+      </w:r>
+      <w:r>
+        <w:rPr>
+          <w:rFonts w:ascii="Consolas" w:hAnsi="Consolas"/>
+          <w:sz w:val="21"/>
+        </w:rPr>
+        <w:t>close-case</w:t>
+      </w:r>
+      <w:r>
+        <w:rPr>
+          <w:sz w:val="21"/>
+        </w:rPr>
+        <w:t xml:space="preserve">, </w:t>
+      </w:r>
+      <w:r>
+        <w:rPr>
+          <w:rFonts w:ascii="Consolas" w:hAnsi="Consolas"/>
+          <w:sz w:val="21"/>
+        </w:rPr>
+        <w:t>build-kb</w:t>
+      </w:r>
+      <w:r>
+        <w:rPr>
+          <w:sz w:val="21"/>
+        </w:rPr>
+        <w:t>); Slack maintenance-announcement skill</w:t>
       </w:r>
     </w:p>
     <w:p>
@@ -379,72 +390,25 @@
           <w:b/>
           <w:sz w:val="21"/>
         </w:rPr>
-        <w:t>MCP &amp; agent skills landed in AMP production</w:t>
-      </w:r>
-      <w:r>
-        <w:rPr>
-          <w:sz w:val="21"/>
-        </w:rPr>
-        <w:t xml:space="preserve"> — shipped Club MCP server config into </w:t>
-      </w:r>
-      <w:r>
-        <w:rPr>
-          <w:rFonts w:ascii="Consolas" w:hAnsi="Consolas"/>
-          <w:sz w:val="21"/>
-        </w:rPr>
-        <w:t>amp-control-plane</w:t>
-      </w:r>
-      <w:r>
-        <w:rPr>
-          <w:sz w:val="21"/>
-        </w:rPr>
-        <w:t>; introduced JFrog/Slack/ADO/GitHub MCP servers and Claude/Cursor agent skills (</w:t>
-      </w:r>
-      <w:r>
-        <w:rPr>
-          <w:rFonts w:ascii="Consolas" w:hAnsi="Consolas"/>
-          <w:sz w:val="21"/>
-        </w:rPr>
-        <w:t>solve-case</w:t>
-      </w:r>
-      <w:r>
-        <w:rPr>
-          <w:sz w:val="21"/>
-        </w:rPr>
-        <w:t xml:space="preserve">, </w:t>
-      </w:r>
-      <w:r>
-        <w:rPr>
-          <w:rFonts w:ascii="Consolas" w:hAnsi="Consolas"/>
-          <w:sz w:val="21"/>
-        </w:rPr>
-        <w:t>close-case</w:t>
-      </w:r>
-      <w:r>
-        <w:rPr>
-          <w:sz w:val="21"/>
-        </w:rPr>
-        <w:t xml:space="preserve">, </w:t>
-      </w:r>
-      <w:r>
-        <w:rPr>
-          <w:rFonts w:ascii="Consolas" w:hAnsi="Consolas"/>
-          <w:sz w:val="21"/>
-        </w:rPr>
-        <w:t>build-kb</w:t>
-      </w:r>
-      <w:r>
-        <w:rPr>
-          <w:sz w:val="21"/>
-        </w:rPr>
-        <w:t xml:space="preserve">) across the team's support, RCA, and runbook workflows; follow-on Club skills + Cursor agent hooks landing via </w:t>
-      </w:r>
-      <w:r>
-        <w:rPr>
-          <w:rFonts w:ascii="Consolas" w:hAnsi="Consolas"/>
-          <w:sz w:val="21"/>
-        </w:rPr>
-        <w:t>club-developer-agent-plugins</w:t>
+        <w:t>AI-augmented engineering practice</w:t>
+      </w:r>
+      <w:r>
+        <w:rPr>
+          <w:sz w:val="21"/>
+        </w:rPr>
+        <w:t xml:space="preserve"> — production PRs and packet-level RCAs co-authored with Claude Code / Cursor</w:t>
+      </w:r>
+    </w:p>
+    <w:p>
+      <w:pPr>
+        <w:spacing w:after="40"/>
+      </w:pPr>
+      <w:r>
+        <w:rPr>
+          <w:i/>
+          <w:sz w:val="21"/>
+        </w:rPr>
+        <w:t>Platform engineering</w:t>
       </w:r>
     </w:p>
     <w:p>
@@ -457,25 +421,39 @@
           <w:b/>
           <w:sz w:val="21"/>
         </w:rPr>
-        <w:t>AI-augmented engineering as practice</w:t>
-      </w:r>
-      <w:r>
-        <w:rPr>
-          <w:sz w:val="21"/>
-        </w:rPr>
-        <w:t xml:space="preserve"> — every May 2026 AMP / pkg-mgmt PR authored with Claude Code or Cursor (Entra ID auth plan, JFrog SaaS POC workflows, ACS prod deployment); surgical Slack RCAs are AI-augmented end-to-end</w:t>
-      </w:r>
-    </w:p>
-    <w:p>
-      <w:pPr>
-        <w:spacing w:after="40"/>
-      </w:pPr>
-      <w:r>
-        <w:rPr>
-          <w:i/>
-          <w:sz w:val="21"/>
-        </w:rPr>
-        <w:t>Platform engineering</w:t>
+        <w:t>Artifactory reliability</w:t>
+      </w:r>
+      <w:r>
+        <w:rPr>
+          <w:sz w:val="21"/>
+        </w:rPr>
+        <w:t xml:space="preserve">: ~1 major incident/month → </w:t>
+      </w:r>
+      <w:r>
+        <w:rPr>
+          <w:b/>
+          <w:sz w:val="21"/>
+        </w:rPr>
+        <w:t>99.99% SLO</w:t>
+      </w:r>
+      <w:r>
+        <w:rPr>
+          <w:sz w:val="21"/>
+        </w:rPr>
+        <w:t xml:space="preserve">; upgraded to </w:t>
+      </w:r>
+      <w:r>
+        <w:rPr>
+          <w:b/>
+          <w:sz w:val="21"/>
+        </w:rPr>
+        <w:t>7.161.15</w:t>
+      </w:r>
+      <w:r>
+        <w:rPr>
+          <w:sz w:val="21"/>
+        </w:rPr>
+        <w:t>; AMP on-call lead</w:t>
       </w:r>
     </w:p>
     <w:p>
@@ -488,20 +466,26 @@
           <w:b/>
           <w:sz w:val="21"/>
         </w:rPr>
-        <w:t>Artifactory reliability turnaround</w:t>
-      </w:r>
-      <w:r>
-        <w:rPr>
-          <w:sz w:val="21"/>
-        </w:rPr>
-        <w:t xml:space="preserve">: </w:t>
-      </w:r>
-      <w:r>
-        <w:rPr>
-          <w:b/>
-          <w:sz w:val="21"/>
-        </w:rPr>
-        <w:t>~1 major incident/month → four-nines (99.99%) availability SLO</w:t>
+        <w:t>Load Healer Reactive</w:t>
+      </w:r>
+      <w:r>
+        <w:rPr>
+          <w:sz w:val="21"/>
+        </w:rPr>
+        <w:t xml:space="preserve"> (PR #109/#111) — NP validated + </w:t>
+      </w:r>
+      <w:r>
+        <w:rPr>
+          <w:b/>
+          <w:sz w:val="21"/>
+        </w:rPr>
+        <w:t>PD2</w:t>
+      </w:r>
+      <w:r>
+        <w:rPr>
+          <w:sz w:val="21"/>
+        </w:rPr>
+        <w:t xml:space="preserve"> deployed; noisy-neighbor OUTAGE → HTTP 429 instead of node failure</w:t>
       </w:r>
     </w:p>
     <w:p>
@@ -514,39 +498,13 @@
           <w:b/>
           <w:sz w:val="21"/>
         </w:rPr>
-        <w:t>Technical lead, JFrog SaaS POC</w:t>
-      </w:r>
-      <w:r>
-        <w:rPr>
-          <w:sz w:val="21"/>
-        </w:rPr>
-        <w:t xml:space="preserve"> — three GitHub Actions workflows validating </w:t>
-      </w:r>
-      <w:r>
-        <w:rPr>
-          <w:b/>
-          <w:sz w:val="21"/>
-        </w:rPr>
-        <w:t>all 11 supported JFrog package types</w:t>
-      </w:r>
-      <w:r>
-        <w:rPr>
-          <w:sz w:val="21"/>
-        </w:rPr>
-        <w:t xml:space="preserve"> end-to-end on </w:t>
-      </w:r>
-      <w:r>
-        <w:rPr>
-          <w:rFonts w:ascii="Consolas" w:hAnsi="Consolas"/>
-          <w:sz w:val="21"/>
-        </w:rPr>
-        <w:t>geicoeast.jfrog.io</w:t>
-      </w:r>
-      <w:r>
-        <w:rPr>
-          <w:sz w:val="21"/>
-        </w:rPr>
-        <w:t>; SaaS load test at 5,000 repos / 5,000 parallel artifacts</w:t>
+        <w:t>Martech-off / JFrog SaaS cutover</w:t>
+      </w:r>
+      <w:r>
+        <w:rPr>
+          <w:sz w:val="21"/>
+        </w:rPr>
+        <w:t xml:space="preserve"> (Jan 30) — migration channels + kickoffs for MAP, CDP, Billing, Payments, Bolt·Athena; SaaS POC lead (11 package types; 5,000×5,000 load test)</w:t>
       </w:r>
     </w:p>
     <w:p>
@@ -559,26 +517,13 @@
           <w:b/>
           <w:sz w:val="21"/>
         </w:rPr>
-        <w:t>Architected Entra ID auth for `amp-control-plane`</w:t>
-      </w:r>
-      <w:r>
-        <w:rPr>
-          <w:sz w:val="21"/>
-        </w:rPr>
-        <w:t xml:space="preserve"> via cross-team plan (Go JWT middleware + APIM defense-in-depth); deployed </w:t>
-      </w:r>
-      <w:r>
-        <w:rPr>
-          <w:rFonts w:ascii="Consolas" w:hAnsi="Consolas"/>
-          <w:sz w:val="21"/>
-        </w:rPr>
-        <w:t>amp-control-plane</w:t>
-      </w:r>
-      <w:r>
-        <w:rPr>
-          <w:sz w:val="21"/>
-        </w:rPr>
-        <w:t xml:space="preserve"> to ACS prod</w:t>
+        <w:t>Entra ID auth for `amp-control-plane`</w:t>
+      </w:r>
+      <w:r>
+        <w:rPr>
+          <w:sz w:val="21"/>
+        </w:rPr>
+        <w:t xml:space="preserve"> (Go JWT + APIM); ACS production deploy</w:t>
       </w:r>
     </w:p>
     <w:p>
@@ -591,26 +536,52 @@
           <w:b/>
           <w:sz w:val="21"/>
         </w:rPr>
-        <w:t>Production incident leadership</w:t>
-      </w:r>
-      <w:r>
-        <w:rPr>
-          <w:sz w:val="21"/>
-        </w:rPr>
-        <w:t xml:space="preserve"> — packet-level Azure Firewall TLS DPI RCA on S3-backed repos; JFrog Go-module cache RCAs; </w:t>
-      </w:r>
-      <w:r>
-        <w:rPr>
-          <w:b/>
-          <w:sz w:val="21"/>
-        </w:rPr>
-        <w:t>CoE author for NOCIM-11695</w:t>
-      </w:r>
-      <w:r>
-        <w:rPr>
-          <w:sz w:val="21"/>
-        </w:rPr>
-        <w:t xml:space="preserve"> (April 2026 Entra-ID-driven Artifactory outage); AMP on-call lead</w:t>
+        <w:t>CoE author</w:t>
+      </w:r>
+      <w:r>
+        <w:rPr>
+          <w:sz w:val="21"/>
+        </w:rPr>
+        <w:t xml:space="preserve">: NOCIM-11695, NOCIM-12455, </w:t>
+      </w:r>
+      <w:r>
+        <w:rPr>
+          <w:b/>
+          <w:sz w:val="21"/>
+        </w:rPr>
+        <w:t>NOCIM-13154</w:t>
+      </w:r>
+      <w:r>
+        <w:rPr>
+          <w:sz w:val="21"/>
+        </w:rPr>
+        <w:t xml:space="preserve"> (MarTech PD upgrade), </w:t>
+      </w:r>
+      <w:r>
+        <w:rPr>
+          <w:b/>
+          <w:sz w:val="21"/>
+        </w:rPr>
+        <w:t>NOCIM-13213</w:t>
+      </w:r>
+      <w:r>
+        <w:rPr>
+          <w:sz w:val="21"/>
+        </w:rPr>
+        <w:t xml:space="preserve"> (router OOM); PD Phase 1 stability; TLS renewals </w:t>
+      </w:r>
+      <w:r>
+        <w:rPr>
+          <w:b/>
+          <w:sz w:val="21"/>
+        </w:rPr>
+        <w:t>&amp;lt;1 min</w:t>
+      </w:r>
+      <w:r>
+        <w:rPr>
+          <w:sz w:val="21"/>
+        </w:rPr>
+        <w:t xml:space="preserve"> outage</w:t>
       </w:r>
     </w:p>
     <w:p>
@@ -662,33 +633,7 @@
         <w:rPr>
           <w:sz w:val="21"/>
         </w:rPr>
-        <w:t xml:space="preserve"> audit remediation; deployed </w:t>
-      </w:r>
-      <w:r>
-        <w:rPr>
-          <w:b/>
-          <w:sz w:val="21"/>
-        </w:rPr>
-        <w:t>HashiCorp Vault</w:t>
-      </w:r>
-      <w:r>
-        <w:rPr>
-          <w:sz w:val="21"/>
-        </w:rPr>
-        <w:t xml:space="preserve"> and </w:t>
-      </w:r>
-      <w:r>
-        <w:rPr>
-          <w:b/>
-          <w:sz w:val="21"/>
-        </w:rPr>
-        <w:t>SonarCloud</w:t>
-      </w:r>
-      <w:r>
-        <w:rPr>
-          <w:sz w:val="21"/>
-        </w:rPr>
-        <w:t xml:space="preserve"> across CI/CD to support </w:t>
+        <w:t xml:space="preserve"> remediation; Vault + SonarCloud for </w:t>
       </w:r>
       <w:r>
         <w:rPr>
@@ -707,7 +652,34 @@
         <w:rPr>
           <w:sz w:val="21"/>
         </w:rPr>
-        <w:t>Owned SCM and release engineering for the engineering org; built and maintained continuous delivery for core web and data systems on AWS</w:t>
+        <w:t>Owned SCM/release engineering; AWS CD; Bitrise mobile CI/CD</w:t>
+      </w:r>
+    </w:p>
+    <w:p>
+      <w:pPr>
+        <w:pStyle w:val="ResumeHeader"/>
+        <w:spacing w:before="160" w:after="0"/>
+      </w:pPr>
+      <w:r>
+        <w:rPr>
+          <w:b/>
+          <w:color w:val="1F3A68"/>
+          <w:sz w:val="23"/>
+        </w:rPr>
+        <w:t>Lead Release Engineer — Turn / Amobee</w:t>
+      </w:r>
+    </w:p>
+    <w:p>
+      <w:pPr>
+        <w:spacing w:after="40"/>
+      </w:pPr>
+      <w:r>
+        <w:rPr>
+          <w:b/>
+          <w:i/>
+          <w:sz w:val="20"/>
+        </w:rPr>
+        <w:t>Ad Technology · 12/2015 – 11/2021</w:t>
       </w:r>
     </w:p>
     <w:p>
@@ -719,7 +691,52 @@
         <w:rPr>
           <w:sz w:val="21"/>
         </w:rPr>
-        <w:t>Built mobile CI/CD with Bitrise for App Store and Google Play; drove rapid RCA on pipeline and production incidents</w:t>
+        <w:t>Led 2 REs + 5 offshore NOC; ~500-engineer org; thousands of servers worldwide</w:t>
+      </w:r>
+    </w:p>
+    <w:p>
+      <w:pPr>
+        <w:pStyle w:val="ResumeBullets"/>
+        <w:spacing w:after="40"/>
+      </w:pPr>
+      <w:r>
+        <w:rPr>
+          <w:b/>
+          <w:sz w:val="21"/>
+        </w:rPr>
+        <w:t>Jenkins HA</w:t>
+      </w:r>
+      <w:r>
+        <w:rPr>
+          <w:sz w:val="21"/>
+        </w:rPr>
+        <w:t xml:space="preserve"> + </w:t>
+      </w:r>
+      <w:r>
+        <w:rPr>
+          <w:b/>
+          <w:sz w:val="21"/>
+        </w:rPr>
+        <w:t>Nexus HA</w:t>
+      </w:r>
+      <w:r>
+        <w:rPr>
+          <w:sz w:val="21"/>
+        </w:rPr>
+        <w:t xml:space="preserve"> — unplanned outages eliminated; </w:t>
+      </w:r>
+      <w:r>
+        <w:rPr>
+          <w:b/>
+          <w:sz w:val="21"/>
+        </w:rPr>
+        <w:t>$600K+/yr</w:t>
+      </w:r>
+      <w:r>
+        <w:rPr>
+          <w:sz w:val="21"/>
+        </w:rPr>
+        <w:t xml:space="preserve"> vs enterprise licensing</w:t>
       </w:r>
     </w:p>
     <w:p>
@@ -733,7 +750,7 @@
           <w:color w:val="1F3A68"/>
           <w:sz w:val="23"/>
         </w:rPr>
-        <w:t>Lead Release Engineer — Turn / Amobee</w:t>
+        <w:t>Sr. Software Engineer — Skytree</w:t>
       </w:r>
     </w:p>
     <w:p>
@@ -746,102 +763,14 @@
           <w:i/>
           <w:sz w:val="20"/>
         </w:rPr>
-        <w:t>Ad Technology · 12/2015 – 11/2021</w:t>
-      </w:r>
-    </w:p>
-    <w:p>
-      <w:pPr>
-        <w:pStyle w:val="ResumeBullets"/>
-        <w:spacing w:after="40"/>
-      </w:pPr>
-      <w:r>
-        <w:rPr>
-          <w:sz w:val="21"/>
-        </w:rPr>
-        <w:t xml:space="preserve">Led 2 release engineers + 5 offshore NOC engineers; scaled release ops for ~500-person engineering org deploying to </w:t>
-      </w:r>
-      <w:r>
-        <w:rPr>
-          <w:b/>
-          <w:sz w:val="21"/>
-        </w:rPr>
-        <w:t>thousands of production servers worldwide</w:t>
-      </w:r>
-    </w:p>
-    <w:p>
-      <w:pPr>
-        <w:pStyle w:val="ResumeBullets"/>
-        <w:spacing w:after="40"/>
-      </w:pPr>
-      <w:r>
-        <w:rPr>
-          <w:b/>
-          <w:sz w:val="21"/>
-        </w:rPr>
-        <w:t>Jenkins HA migration</w:t>
-      </w:r>
-      <w:r>
-        <w:rPr>
-          <w:sz w:val="21"/>
-        </w:rPr>
-        <w:t xml:space="preserve"> — cut unplanned outages from hours/week to &lt;5 min planned downtime/month; UI 12s → 0.5s/page; </w:t>
-      </w:r>
-      <w:r>
-        <w:rPr>
-          <w:b/>
-          <w:sz w:val="21"/>
-        </w:rPr>
-        <w:t>saved $500K+/year</w:t>
-      </w:r>
-      <w:r>
-        <w:rPr>
-          <w:sz w:val="21"/>
-        </w:rPr>
-        <w:t xml:space="preserve"> vs. CloudBees enterprise licensing</w:t>
-      </w:r>
-    </w:p>
-    <w:p>
-      <w:pPr>
-        <w:pStyle w:val="ResumeBullets"/>
-        <w:spacing w:after="40"/>
-      </w:pPr>
-      <w:r>
-        <w:rPr>
-          <w:b/>
-          <w:sz w:val="21"/>
-        </w:rPr>
-        <w:t>Nexus HA migration</w:t>
-      </w:r>
-      <w:r>
-        <w:rPr>
-          <w:sz w:val="21"/>
-        </w:rPr>
-        <w:t xml:space="preserve"> — eliminated unplanned outages post-migration; </w:t>
-      </w:r>
-      <w:r>
-        <w:rPr>
-          <w:b/>
-          <w:sz w:val="21"/>
-        </w:rPr>
-        <w:t>saved $100K+/year</w:t>
-      </w:r>
-      <w:r>
-        <w:rPr>
-          <w:sz w:val="21"/>
-        </w:rPr>
-        <w:t xml:space="preserve"> vs. Sonatype enterprise licensing</w:t>
-      </w:r>
-    </w:p>
-    <w:p>
-      <w:pPr>
-        <w:pStyle w:val="ResumeBullets"/>
-        <w:spacing w:after="40"/>
-      </w:pPr>
-      <w:r>
-        <w:rPr>
-          <w:sz w:val="21"/>
-        </w:rPr>
-        <w:t>Built deployment automation and enforced release process; hands-on Technical Operations in production</w:t>
+        <w:t>Machine Learning · 04/2014 – 11/2015</w:t>
+      </w:r>
+      <w:r>
+        <w:rPr>
+          <w:i/>
+          <w:sz w:val="20"/>
+        </w:rPr>
+        <w:t xml:space="preserve"> — CI/CD; AWS EMR dynamic clusters; on-demand PaaS</w:t>
       </w:r>
     </w:p>
     <w:p>
@@ -855,7 +784,7 @@
           <w:color w:val="1F3A68"/>
           <w:sz w:val="23"/>
         </w:rPr>
-        <w:t>Sr. Software Engineer — Skytree</w:t>
+        <w:t>Sr. Software Engineer — Walmart Labs</w:t>
       </w:r>
     </w:p>
     <w:p>
@@ -868,19 +797,14 @@
           <w:i/>
           <w:sz w:val="20"/>
         </w:rPr>
-        <w:t>Machine Learning · 04/2014 – 11/2015</w:t>
-      </w:r>
-    </w:p>
-    <w:p>
-      <w:pPr>
-        <w:pStyle w:val="ResumeBullets"/>
-        <w:spacing w:after="40"/>
-      </w:pPr>
-      <w:r>
-        <w:rPr>
-          <w:sz w:val="21"/>
-        </w:rPr>
-        <w:t>Built end-to-end CI/CD systems, AWS dynamic cluster provisioning (EC2, S3, EMR), and a PaaS tool for on-demand environments; led agile adoption</w:t>
+        <w:t>E-Commerce · 03/2013 – 04/2014</w:t>
+      </w:r>
+      <w:r>
+        <w:rPr>
+          <w:i/>
+          <w:sz w:val="20"/>
+        </w:rPr>
+        <w:t xml:space="preserve"> — Build/release Dev→Prod</w:t>
       </w:r>
     </w:p>
     <w:p>
@@ -894,7 +818,7 @@
           <w:color w:val="1F3A68"/>
           <w:sz w:val="23"/>
         </w:rPr>
-        <w:t>Sr. Software Engineer — Walmart Labs</w:t>
+        <w:t>Software Engineer — Macrovision / Rovi</w:t>
       </w:r>
     </w:p>
     <w:p>
@@ -907,19 +831,14 @@
           <w:i/>
           <w:sz w:val="20"/>
         </w:rPr>
-        <w:t>E-Commerce · 03/2013 – 04/2014</w:t>
-      </w:r>
-    </w:p>
-    <w:p>
-      <w:pPr>
-        <w:pStyle w:val="ResumeBullets"/>
-        <w:spacing w:after="40"/>
-      </w:pPr>
-      <w:r>
-        <w:rPr>
-          <w:sz w:val="21"/>
-        </w:rPr>
-        <w:t>Automated build/release across Dev, QA, and production; operated and supported multiple production systems for engineering teams</w:t>
+        <w:t>Digital Media · 11/2009 – 02/2013</w:t>
+      </w:r>
+      <w:r>
+        <w:rPr>
+          <w:i/>
+          <w:sz w:val="20"/>
+        </w:rPr>
+        <w:t xml:space="preserve"> — CM across 20+ projects; Hadoop/MongoDB; company Git</w:t>
       </w:r>
     </w:p>
     <w:p>
@@ -933,7 +852,7 @@
           <w:color w:val="1F3A68"/>
           <w:sz w:val="23"/>
         </w:rPr>
-        <w:t>Software Engineer — Macrovision / Rovi</w:t>
+        <w:t>SCM Manager — Helio / Virgin Mobile USA / Sprint</w:t>
       </w:r>
     </w:p>
     <w:p>
@@ -946,44 +865,14 @@
           <w:i/>
           <w:sz w:val="20"/>
         </w:rPr>
-        <w:t>Digital Media · 11/2009 – 02/2013</w:t>
-      </w:r>
-    </w:p>
-    <w:p>
-      <w:pPr>
-        <w:pStyle w:val="ResumeBullets"/>
-        <w:spacing w:after="40"/>
-      </w:pPr>
-      <w:r>
-        <w:rPr>
-          <w:sz w:val="21"/>
-        </w:rPr>
-        <w:t xml:space="preserve">CM/build/release/change management across </w:t>
-      </w:r>
-      <w:r>
-        <w:rPr>
-          <w:b/>
-          <w:sz w:val="21"/>
-        </w:rPr>
-        <w:t>20+ projects</w:t>
-      </w:r>
-      <w:r>
-        <w:rPr>
-          <w:sz w:val="21"/>
-        </w:rPr>
-        <w:t xml:space="preserve"> and four international teams; Hadoop/MapReduce/MongoDB ops</w:t>
-      </w:r>
-    </w:p>
-    <w:p>
-      <w:pPr>
-        <w:pStyle w:val="ResumeBullets"/>
-        <w:spacing w:after="40"/>
-      </w:pPr>
-      <w:r>
-        <w:rPr>
-          <w:sz w:val="21"/>
-        </w:rPr>
-        <w:t>Automated builds and CI (Maven, Ant, TeamCity, Jenkins); built CM portal with automated release notes; established company Git repos</w:t>
+        <w:t>Telecommunications · 02/2007 – 10/2009</w:t>
+      </w:r>
+      <w:r>
+        <w:rPr>
+          <w:i/>
+          <w:sz w:val="20"/>
+        </w:rPr>
+        <w:t xml:space="preserve"> — CI/CD; VM + JBoss automation</w:t>
       </w:r>
     </w:p>
     <w:p>
@@ -997,7 +886,7 @@
           <w:color w:val="1F3A68"/>
           <w:sz w:val="23"/>
         </w:rPr>
-        <w:t>SCM Manager — Helio / Virgin Mobile USA / Sprint</w:t>
+        <w:t>Software Developer — XLDynamics</w:t>
       </w:r>
     </w:p>
     <w:p>
@@ -1007,60 +896,15 @@
       <w:r>
         <w:rPr>
           <w:b/>
-          <w:i/>
-          <w:sz w:val="20"/>
-        </w:rPr>
-        <w:t>Telecommunications · 02/2007 – 10/2009</w:t>
-      </w:r>
-    </w:p>
-    <w:p>
-      <w:pPr>
-        <w:pStyle w:val="ResumeBullets"/>
-        <w:spacing w:after="40"/>
-      </w:pPr>
-      <w:r>
-        <w:rPr>
-          <w:sz w:val="21"/>
-        </w:rPr>
-        <w:t>Server layout, deployment procedures, and CI/CD (CruiseControl, Hudson/Jenkins); VM automation, JBoss deployment automation, defect-tracking rollout</w:t>
-      </w:r>
-    </w:p>
-    <w:p>
-      <w:pPr>
-        <w:pStyle w:val="ResumeHeader"/>
-        <w:spacing w:before="160" w:after="0"/>
-      </w:pPr>
-      <w:r>
-        <w:rPr>
-          <w:b/>
-          <w:color w:val="1F3A68"/>
-          <w:sz w:val="23"/>
-        </w:rPr>
-        <w:t>Software Developer — XLDynamics</w:t>
-      </w:r>
-    </w:p>
-    <w:p>
-      <w:pPr>
-        <w:spacing w:after="40"/>
-      </w:pPr>
-      <w:r>
-        <w:rPr>
-          <w:b/>
           <w:sz w:val="21"/>
         </w:rPr>
         <w:t>01/2005 – 02/2007</w:t>
       </w:r>
-    </w:p>
-    <w:p>
-      <w:pPr>
-        <w:pStyle w:val="ResumeBullets"/>
-        <w:spacing w:after="40"/>
-      </w:pPr>
-      <w:r>
-        <w:rPr>
-          <w:sz w:val="21"/>
-        </w:rPr>
-        <w:t>Core dev systems on Linux/Unix/Windows; build/release automation, C++ XML/SOAP apps, Shell-based server tooling</w:t>
+      <w:r>
+        <w:rPr>
+          <w:sz w:val="21"/>
+        </w:rPr>
+        <w:t xml:space="preserve"> — Build/release; C++ XML/SOAP; Shell tooling</w:t>
       </w:r>
     </w:p>
     <w:p>
@@ -1096,7 +940,32 @@
           <w:color w:val="1F3A68"/>
           <w:sz w:val="23"/>
         </w:rPr>
-        <w:t>OpenClaw Cost-Aware Runtime Plugin — Purdue ECE 50874/59500 Final Project (2026)</w:t>
+        <w:t>Jiadroid — Founder ([github.com/mailming/jiadroid](https://github.com/mailming/jiadroid))</w:t>
+      </w:r>
+    </w:p>
+    <w:p>
+      <w:pPr>
+        <w:spacing w:after="40"/>
+      </w:pPr>
+      <w:r>
+        <w:rPr>
+          <w:sz w:val="21"/>
+        </w:rPr>
+        <w:t>Phone-as-robot-brain protocol · ESP32-S3 2WD firmware (Wi-Fi / USB-C / OTA) · Follow Me on Android+iOS · duck + rover sims (MuJoCo)</w:t>
+      </w:r>
+    </w:p>
+    <w:p>
+      <w:pPr>
+        <w:pStyle w:val="ResumeHeader"/>
+        <w:spacing w:before="160" w:after="0"/>
+      </w:pPr>
+      <w:r>
+        <w:rPr>
+          <w:b/>
+          <w:color w:val="1F3A68"/>
+          <w:sz w:val="23"/>
+        </w:rPr>
+        <w:t>OpenClaw Cost-Aware Runtime — Purdue ECE 50874/59500 (2026)</w:t>
       </w:r>
     </w:p>
     <w:p>
@@ -1123,7 +992,7 @@
           <w:i/>
           <w:sz w:val="20"/>
         </w:rPr>
-        <w:t xml:space="preserve"> · Team 17 · IEEE-style report: "Design and Evaluation of a Cost-Aware Runtime for OpenClaw Browser Agents" · [github.com/mailming/openclaw](https://github.com/mailming/openclaw/tree/feature/llm-insights-manual-pricing)*</w:t>
+        <w:t>* · [github.com/mailming/openclaw](https://github.com/mailming/openclaw/tree/feature/llm-insights-manual-pricing)</w:t>
       </w:r>
     </w:p>
     <w:p>
@@ -1133,73 +1002,9 @@
       </w:pPr>
       <w:r>
         <w:rPr>
-          <w:b/>
-          <w:sz w:val="21"/>
-        </w:rPr>
-        <w:t>Originated the cost-aware runtime concept</w:t>
-      </w:r>
-      <w:r>
-        <w:rPr>
-          <w:sz w:val="21"/>
-        </w:rPr>
-        <w:t xml:space="preserve"> and led end-to-end implementation — a governance layer around [OpenClaw](https://github.com/openclaw-ai/openclaw) browser agents with token/cost/step budgets and post-action policy enforcement, without rewriting core agent logic</w:t>
-      </w:r>
-    </w:p>
-    <w:p>
-      <w:pPr>
-        <w:pStyle w:val="ResumeBullets"/>
-        <w:spacing w:after="40"/>
-      </w:pPr>
-      <w:r>
-        <w:rPr>
-          <w:b/>
-          <w:sz w:val="21"/>
-        </w:rPr>
-        <w:t>Designed and built the LLM Insights gateway plugin</w:t>
-      </w:r>
-      <w:r>
-        <w:rPr>
-          <w:sz w:val="21"/>
-        </w:rPr>
-        <w:t xml:space="preserve"> (primary implementation): rolling cost/latency aggregates, manual model pricing overrides, and usage-to-cost pipeline for multi-model agent operations</w:t>
-      </w:r>
-    </w:p>
-    <w:p>
-      <w:pPr>
-        <w:pStyle w:val="ResumeBullets"/>
-        <w:spacing w:after="40"/>
-      </w:pPr>
-      <w:r>
-        <w:rPr>
-          <w:sz w:val="21"/>
-        </w:rPr>
-        <w:t xml:space="preserve">Integrated </w:t>
-      </w:r>
-      <w:r>
-        <w:rPr>
-          <w:b/>
-          <w:sz w:val="21"/>
-        </w:rPr>
-        <w:t>AgentOps</w:t>
-      </w:r>
-      <w:r>
-        <w:rPr>
-          <w:sz w:val="21"/>
-        </w:rPr>
-        <w:t xml:space="preserve"> (LLM routing, budget state) + </w:t>
-      </w:r>
-      <w:r>
-        <w:rPr>
-          <w:b/>
-          <w:sz w:val="21"/>
-        </w:rPr>
-        <w:t>Langfuse</w:t>
-      </w:r>
-      <w:r>
-        <w:rPr>
-          <w:sz w:val="21"/>
-        </w:rPr>
-        <w:t xml:space="preserve"> (trace telemetry); deployed gateway, Playwright automation, and Telegram control for live demos</w:t>
+          <w:sz w:val="21"/>
+        </w:rPr>
+        <w:t>Token/cost/step budgets + policy at step boundaries; AgentOps + Langfuse; LLM Insights gateway</w:t>
       </w:r>
     </w:p>
     <w:p>
@@ -1224,7 +1029,7 @@
         <w:rPr>
           <w:sz w:val="21"/>
         </w:rPr>
-        <w:t>LangGraph multi-agent stock analysis · Python backend ([smarttuna](https://github.com/mailming/smarttuna)) + Astro UI ([zzsheepTrader](https://github.com/mailming/zzsheepTrader))</w:t>
+        <w:t>LangGraph multi-agent stock analysis · Python + Astro UI</w:t>
       </w:r>
     </w:p>
     <w:p>
@@ -1265,7 +1070,20 @@
         <w:rPr>
           <w:sz w:val="21"/>
         </w:rPr>
-        <w:t xml:space="preserve"> Claude Agent SDK / Claude Code plugins, AI-powered CI/CD migration agents, AI-consumable runbooks &amp; ADRs, agent-driven triage and RCA, multi-agent LangGraph systems</w:t>
+        <w:t xml:space="preserve"> Claude Agent SDK / Claude Code plugins, migration agents (</w:t>
+      </w:r>
+      <w:r>
+        <w:rPr>
+          <w:rFonts w:ascii="Consolas" w:hAnsi="Consolas"/>
+          <w:sz w:val="21"/>
+        </w:rPr>
+        <w:t>amp-migrate</w:t>
+      </w:r>
+      <w:r>
+        <w:rPr>
+          <w:sz w:val="21"/>
+        </w:rPr>
+        <w:t>), AI-consumable runbooks &amp; ADRs, agent triage/RCA, LangGraph</w:t>
       </w:r>
     </w:p>
     <w:p>
@@ -1284,7 +1102,7 @@
         <w:rPr>
           <w:sz w:val="21"/>
         </w:rPr>
-        <w:t xml:space="preserve"> building and integrating MCP servers (JFrog, Slack, ADO, GitHub, Club, Gemini, browser); authoring Cursor / Claude agent skills; safe enterprise credential bridging</w:t>
+        <w:t xml:space="preserve"> MCP servers; Cursor / Claude skills; enterprise credential bridging</w:t>
       </w:r>
     </w:p>
     <w:p>
@@ -1297,13 +1115,13 @@
           <w:b/>
           <w:sz w:val="21"/>
         </w:rPr>
-        <w:t>AI-augmented engineering practice:</w:t>
-      </w:r>
-      <w:r>
-        <w:rPr>
-          <w:sz w:val="21"/>
-        </w:rPr>
-        <w:t xml:space="preserve"> Claude Code- / Cursor-authored production PRs, AI-co-authored packet-level RCAs, AI-driven runbook generation, AI-pair-programmed Go / Helm / GitHub-Actions / CRQ-deployment work</w:t>
+        <w:t>Embodied / Physical AI:</w:t>
+      </w:r>
+      <w:r>
+        <w:rPr>
+          <w:sz w:val="21"/>
+        </w:rPr>
+        <w:t xml:space="preserve"> Jiadroid protocol, ESP32 firmware, vision Follow Me, multi-body sims</w:t>
       </w:r>
     </w:p>
     <w:p>
@@ -1322,7 +1140,7 @@
         <w:rPr>
           <w:sz w:val="21"/>
         </w:rPr>
-        <w:t xml:space="preserve"> CI/CD, build/release engineering, artifact management at scale (JFrog Artifactory HA, X-Ray, Catalog, SaaS, Nexus, ACR), Kubernetes/AKS, Terraform, Helm</w:t>
+        <w:t xml:space="preserve"> CI/CD, Artifactory HA / X-Ray / SaaS, Load Healer, Kubernetes/AKS, Terraform, Helm</w:t>
       </w:r>
     </w:p>
     <w:p>
@@ -1335,13 +1153,13 @@
           <w:b/>
           <w:sz w:val="21"/>
         </w:rPr>
-        <w:t>Cloud:</w:t>
-      </w:r>
-      <w:r>
-        <w:rPr>
-          <w:sz w:val="21"/>
-        </w:rPr>
-        <w:t xml:space="preserve"> AWS, Azure (Entra ID, Azure Firewall, AKS, ACS), multi-region HA, Docker</w:t>
+        <w:t>Cloud &amp; security:</w:t>
+      </w:r>
+      <w:r>
+        <w:rPr>
+          <w:sz w:val="21"/>
+        </w:rPr>
+        <w:t xml:space="preserve"> AWS, Azure (Entra ID, Firewall, AKS, ACS), SOC 2, Vault, OIDC</w:t>
       </w:r>
     </w:p>
     <w:p>
@@ -1354,32 +1172,13 @@
           <w:b/>
           <w:sz w:val="21"/>
         </w:rPr>
-        <w:t>Security &amp; compliance:</w:t>
-      </w:r>
-      <w:r>
-        <w:rPr>
-          <w:sz w:val="21"/>
-        </w:rPr>
-        <w:t xml:space="preserve"> SOC 2 Type II, Vault, Azure Key Vault, SonarCloud, OIDC/RBAC, audit remediation</w:t>
-      </w:r>
-    </w:p>
-    <w:p>
-      <w:pPr>
-        <w:pStyle w:val="ResumeBullets"/>
-        <w:spacing w:after="40"/>
-      </w:pPr>
-      <w:r>
-        <w:rPr>
-          <w:b/>
-          <w:sz w:val="21"/>
-        </w:rPr>
         <w:t>Leadership:</w:t>
       </w:r>
       <w:r>
         <w:rPr>
           <w:sz w:val="21"/>
         </w:rPr>
-        <w:t xml:space="preserve"> Staff-IC technical lead, cross-org RFCs and architecture, on-call/incident ownership, global team coordination, AI-tooling advocacy</w:t>
+        <w:t xml:space="preserve"> Staff-IC tech lead, cross-org cutover programs, on-call/incident ownership</w:t>
       </w:r>
     </w:p>
     <w:p>
@@ -1476,7 +1275,7 @@
               <w:rPr>
                 <w:sz w:val="20"/>
               </w:rPr>
-              <w:t>AWS, Azure (AKS, ACR, Entra ID, Azure Firewall), Kubernetes, Helm, Terraform, Docker, OpenStack</w:t>
+              <w:t>AWS, Azure (AKS, ACR, Entra ID, Azure Firewall), Kubernetes, Helm, Terraform, Docker</w:t>
             </w:r>
           </w:p>
         </w:tc>
@@ -1505,7 +1304,7 @@
               <w:rPr>
                 <w:sz w:val="20"/>
               </w:rPr>
-              <w:t>Jenkins, GitHub Actions, Azure DevOps, ArgoCD, Bitrise, JFrog Artifactory/X-Ray/SaaS, Nexus, ACR</w:t>
+              <w:t>Jenkins, GitHub Actions, Azure DevOps, ArgoCD, JFrog Artifactory/X-Ray/SaaS, Nexus, ACR</w:t>
             </w:r>
           </w:p>
         </w:tc>
@@ -1534,7 +1333,7 @@
               <w:rPr>
                 <w:sz w:val="20"/>
               </w:rPr>
-              <w:t>Python, Go, Java, Shell, Groovy, Maven, Gradle, TypeScript, C/C++</w:t>
+              <w:t>Python, Go, Java, Shell, TypeScript, Kotlin, Swift, Groovy, Maven, Gradle, C/C++</w:t>
             </w:r>
           </w:p>
         </w:tc>
@@ -1579,7 +1378,7 @@
                 <w:b/>
                 <w:sz w:val="20"/>
               </w:rPr>
-              <w:t>AI / LLM</w:t>
+              <w:t>AI / LLM / Embodied</w:t>
             </w:r>
           </w:p>
         </w:tc>
@@ -1592,7 +1391,7 @@
               <w:rPr>
                 <w:sz w:val="20"/>
               </w:rPr>
-              <w:t>Claude Agent SDK, Claude Code &amp; plugins, Cursor agents &amp; MCP, Model Context Protocol (MCP) servers (JFrog, Slack, ADO, GitHub, Club), LangGraph, AgentOps, Langfuse, OpenClaw, Playwright agents, Anthropic Claude / OpenAI GPT / Google Gemini, Ollama, vLLM</w:t>
+              <w:t>Claude Agent SDK, Claude Code, Cursor MCP, LangGraph, AgentOps, Langfuse, OpenClaw, Jiadroid, ESP32, Ollama, vLLM</w:t>
             </w:r>
           </w:p>
         </w:tc>
@@ -1651,7 +1450,7 @@
           <w:i/>
           <w:sz w:val="20"/>
         </w:rPr>
-        <w:t xml:space="preserve"> · ECE 50874/59500: led OpenClaw cost-aware runtime plugin (final project), LLM-augmented software engineering</w:t>
+        <w:t xml:space="preserve"> · ECE 50874/59500 OpenClaw; CNIT 57500 Data Analysis (Fall 2026)</w:t>
       </w:r>
     </w:p>
     <w:p>

--- a/Mingresume.docx
+++ b/Mingresume.docx
@@ -18,20 +18,17 @@
     <w:p>
       <w:pPr>
         <w:spacing w:after="40"/>
+        <w:jc w:val="center"/>
       </w:pPr>
       <w:r>
         <w:rPr>
           <w:b/>
-          <w:sz w:val="21"/>
-        </w:rPr>
-        <w:t>34500 Bentley Ct., Fremont, CA 94555</w:t>
-      </w:r>
-    </w:p>
-    <w:p>
-      <w:pPr>
-        <w:spacing w:after="40"/>
-        <w:jc w:val="center"/>
-      </w:pPr>
+        </w:rPr>
+        <w:t>Fremont, CA</w:t>
+      </w:r>
+      <w:r>
+        <w:t xml:space="preserve"> · </w:t>
+      </w:r>
       <w:r>
         <w:rPr>
           <w:b/>
@@ -80,22 +77,7 @@
           <w:i/>
           <w:sz w:val="20"/>
         </w:rPr>
-        <w:t xml:space="preserve"> [github.com/mailming](https://github.com/mailming) · </w:t>
-      </w:r>
-      <w:r>
-        <w:rPr>
-          <w:b/>
-          <w:i/>
-          <w:sz w:val="20"/>
-        </w:rPr>
-        <w:t>Jiadroid:</w:t>
-      </w:r>
-      <w:r>
-        <w:rPr>
-          <w:i/>
-          <w:sz w:val="20"/>
-        </w:rPr>
-        <w:t xml:space="preserve"> [github.com/mailming/jiadroid](https://github.com/mailming/jiadroid)</w:t>
+        <w:t xml:space="preserve"> [github.com/mailming](https://github.com/mailming)</w:t>
       </w:r>
     </w:p>
     <w:p>
@@ -128,98 +110,72 @@
         <w:rPr>
           <w:sz w:val="21"/>
         </w:rPr>
-        <w:t xml:space="preserve">Staff-scope platform engineer and AI builder with 20+ years across CI/CD, artifact management, and high-availability infrastructure on AWS, Azure, and Kubernetes. At GEICO Artifact Management Platform: drove Artifactory to </w:t>
+        <w:t xml:space="preserve">Staff-scope platform engineer with 20+ years in CI/CD, artifact management, and high-availability infrastructure. At GEICO, own the enterprise artifact registry: </w:t>
       </w:r>
       <w:r>
         <w:rPr>
           <w:b/>
           <w:sz w:val="21"/>
         </w:rPr>
-        <w:t>four-nines (99.99%) SLO</w:t>
-      </w:r>
-      <w:r>
-        <w:rPr>
-          <w:sz w:val="21"/>
-        </w:rPr>
-        <w:t xml:space="preserve">, shipped </w:t>
+        <w:t>99.99% availability</w:t>
+      </w:r>
+      <w:r>
+        <w:rPr>
+          <w:sz w:val="21"/>
+        </w:rPr>
+        <w:t xml:space="preserve">, overload protection under saturation, and org-wide </w:t>
       </w:r>
       <w:r>
         <w:rPr>
           <w:b/>
           <w:sz w:val="21"/>
         </w:rPr>
-        <w:t>Load Healer Reactive</w:t>
-      </w:r>
-      <w:r>
-        <w:rPr>
-          <w:sz w:val="21"/>
-        </w:rPr>
-        <w:t xml:space="preserve"> (OUTAGE → HTTP 429 on NP/PD2), and lead </w:t>
+        <w:t>migration to JFrog SaaS</w:t>
+      </w:r>
+      <w:r>
+        <w:rPr>
+          <w:sz w:val="21"/>
+        </w:rPr>
+        <w:t xml:space="preserve">. Ship AI-assisted platform tooling (Claude Code, Cursor, MCP). Side projects: </w:t>
       </w:r>
       <w:r>
         <w:rPr>
           <w:b/>
           <w:sz w:val="21"/>
         </w:rPr>
-        <w:t>Martech → JFrog SaaS cutover</w:t>
-      </w:r>
-      <w:r>
-        <w:rPr>
-          <w:sz w:val="21"/>
-        </w:rPr>
-        <w:t xml:space="preserve"> (Jan 30 hard date) across MAP, CDP, Billing, and Payments with </w:t>
-      </w:r>
-      <w:r>
-        <w:rPr>
-          <w:rFonts w:ascii="Consolas" w:hAnsi="Consolas"/>
-          <w:sz w:val="21"/>
-        </w:rPr>
-        <w:t>amp-migrate</w:t>
-      </w:r>
-      <w:r>
-        <w:rPr>
-          <w:sz w:val="21"/>
-        </w:rPr>
-        <w:t xml:space="preserve"> for OIDC/repo-settings. Invited to GEICO's Claude Code pilot; built the </w:t>
+        <w:t>Jiadroid</w:t>
+      </w:r>
+      <w:r>
+        <w:rPr>
+          <w:sz w:val="21"/>
+        </w:rPr>
+        <w:t xml:space="preserve">, </w:t>
       </w:r>
       <w:r>
         <w:rPr>
           <w:b/>
           <w:sz w:val="21"/>
         </w:rPr>
-        <w:t>Cursor × Claude Code MCP bridge</w:t>
-      </w:r>
-      <w:r>
-        <w:rPr>
-          <w:sz w:val="21"/>
-        </w:rPr>
-        <w:t xml:space="preserve"> and production MCP/agent skills. Founder of </w:t>
+        <w:t>OpenClaw</w:t>
+      </w:r>
+      <w:r>
+        <w:rPr>
+          <w:sz w:val="21"/>
+        </w:rPr>
+        <w:t xml:space="preserve"> (Purdue), </w:t>
       </w:r>
       <w:r>
         <w:rPr>
           <w:b/>
           <w:sz w:val="21"/>
         </w:rPr>
-        <w:t>[Jiadroid](https://github.com/mailming/jiadroid)</w:t>
-      </w:r>
-      <w:r>
-        <w:rPr>
-          <w:sz w:val="21"/>
-        </w:rPr>
-        <w:t xml:space="preserve"> (phone-as-robot-brain); led </w:t>
-      </w:r>
-      <w:r>
-        <w:rPr>
-          <w:b/>
-          <w:sz w:val="21"/>
-        </w:rPr>
-        <w:t>OpenClaw cost-aware runtime</w:t>
-      </w:r>
-      <w:r>
-        <w:rPr>
-          <w:sz w:val="21"/>
-        </w:rPr>
-        <w:t xml:space="preserve"> (Purdue ECE 50874). Previously Staff Release Engineer at Navan (SOC 2 / IPO); $600K+/yr savings via Jenkins/Nexus HA at Turn/Amobee. MS AI @ Purdue; founder of [SmartTuna](https://smarttuna.ai/). U.S. Citizen.</w:t>
+        <w:t>SmartTuna</w:t>
+      </w:r>
+      <w:r>
+        <w:rPr>
+          <w:sz w:val="21"/>
+        </w:rPr>
+        <w:t>. Previously Staff Release Engineer at Navan (SOC 2 / IPO); $600K+/yr savings via Jenkins/Nexus HA at Turn/Amobee. MS AI @ Purdue. U.S. Citizen.</w:t>
       </w:r>
     </w:p>
     <w:p>
@@ -255,7 +211,7 @@
           <w:color w:val="1F3A68"/>
           <w:sz w:val="23"/>
         </w:rPr>
-        <w:t>Senior Engineer — GEICO, Artifact Management Platform (Developer Engineering)</w:t>
+        <w:t>Senior Engineer — GEICO, Artifact Management (Developer Engineering)</w:t>
       </w:r>
     </w:p>
     <w:p>
@@ -275,19 +231,32 @@
           <w:i/>
           <w:sz w:val="20"/>
         </w:rPr>
-        <w:t xml:space="preserve"> · Staff-IC tech lead for AMP cross-org initiatives (Identity, SRE, Network, DE)</w:t>
+        <w:t xml:space="preserve"> · Staff-IC tech lead, enterprise package registry</w:t>
       </w:r>
     </w:p>
     <w:p>
       <w:pPr>
+        <w:pStyle w:val="ResumeBullets"/>
         <w:spacing w:after="40"/>
       </w:pPr>
       <w:r>
         <w:rPr>
-          <w:i/>
-          <w:sz w:val="21"/>
-        </w:rPr>
-        <w:t>AI initiatives — GEICO DE AI Showcase 2026</w:t>
+          <w:sz w:val="21"/>
+        </w:rPr>
+        <w:t xml:space="preserve">Drove Artifactory from ~1 major incident/month to </w:t>
+      </w:r>
+      <w:r>
+        <w:rPr>
+          <w:b/>
+          <w:sz w:val="21"/>
+        </w:rPr>
+        <w:t>99.99% SLO</w:t>
+      </w:r>
+      <w:r>
+        <w:rPr>
+          <w:sz w:val="21"/>
+        </w:rPr>
+        <w:t>; on-call lead and post-incident write-ups for major outages</w:t>
       </w:r>
     </w:p>
     <w:p>
@@ -297,29 +266,22 @@
       </w:pPr>
       <w:r>
         <w:rPr>
+          <w:sz w:val="21"/>
+        </w:rPr>
+        <w:t xml:space="preserve">Shipped </w:t>
+      </w:r>
+      <w:r>
+        <w:rPr>
           <w:b/>
           <w:sz w:val="21"/>
         </w:rPr>
-        <w:t>Claude Agent SDK / MCP portfolio</w:t>
-      </w:r>
-      <w:r>
-        <w:rPr>
-          <w:sz w:val="21"/>
-        </w:rPr>
-        <w:t xml:space="preserve">: Slack triage prototype; AI-powered CI/CD / </w:t>
-      </w:r>
-      <w:r>
-        <w:rPr>
-          <w:b/>
-          <w:sz w:val="21"/>
-        </w:rPr>
-        <w:t>`amp-migrate`</w:t>
-      </w:r>
-      <w:r>
-        <w:rPr>
-          <w:sz w:val="21"/>
-        </w:rPr>
-        <w:t xml:space="preserve"> cutover path; Claude Code AMP/JFrog plugin; AI-consumable artifact-auth ADR</w:t>
+        <w:t>overload protection</w:t>
+      </w:r>
+      <w:r>
+        <w:rPr>
+          <w:sz w:val="21"/>
+        </w:rPr>
+        <w:t xml:space="preserve"> so saturated nodes return HTTP 429 to noisy clients instead of failing cluster-wide</w:t>
       </w:r>
     </w:p>
     <w:p>
@@ -329,55 +291,22 @@
       </w:pPr>
       <w:r>
         <w:rPr>
+          <w:sz w:val="21"/>
+        </w:rPr>
+        <w:t xml:space="preserve">Leading </w:t>
+      </w:r>
+      <w:r>
+        <w:rPr>
           <w:b/>
           <w:sz w:val="21"/>
         </w:rPr>
-        <w:t>Cursor × Claude Code MCP bridge</w:t>
-      </w:r>
-      <w:r>
-        <w:rPr>
-          <w:sz w:val="21"/>
-        </w:rPr>
-        <w:t xml:space="preserve"> — Claude Code pilot; enterprise Slack MCP credential reuse; JFrog/Slack/ADO/GitHub MCP servers + agent skills (</w:t>
-      </w:r>
-      <w:r>
-        <w:rPr>
-          <w:rFonts w:ascii="Consolas" w:hAnsi="Consolas"/>
-          <w:sz w:val="21"/>
-        </w:rPr>
-        <w:t>solve-case</w:t>
-      </w:r>
-      <w:r>
-        <w:rPr>
-          <w:sz w:val="21"/>
-        </w:rPr>
-        <w:t xml:space="preserve">, </w:t>
-      </w:r>
-      <w:r>
-        <w:rPr>
-          <w:rFonts w:ascii="Consolas" w:hAnsi="Consolas"/>
-          <w:sz w:val="21"/>
-        </w:rPr>
-        <w:t>close-case</w:t>
-      </w:r>
-      <w:r>
-        <w:rPr>
-          <w:sz w:val="21"/>
-        </w:rPr>
-        <w:t xml:space="preserve">, </w:t>
-      </w:r>
-      <w:r>
-        <w:rPr>
-          <w:rFonts w:ascii="Consolas" w:hAnsi="Consolas"/>
-          <w:sz w:val="21"/>
-        </w:rPr>
-        <w:t>build-kb</w:t>
-      </w:r>
-      <w:r>
-        <w:rPr>
-          <w:sz w:val="21"/>
-        </w:rPr>
-        <w:t>); Slack maintenance-announcement skill</w:t>
+        <w:t>JFrog SaaS migration</w:t>
+      </w:r>
+      <w:r>
+        <w:rPr>
+          <w:sz w:val="21"/>
+        </w:rPr>
+        <w:t xml:space="preserve"> with consumer teams; previously led SaaS POC (11 package types; large-scale load test)</w:t>
       </w:r>
     </w:p>
     <w:p>
@@ -387,201 +316,47 @@
       </w:pPr>
       <w:r>
         <w:rPr>
+          <w:sz w:val="21"/>
+        </w:rPr>
+        <w:t xml:space="preserve">Designed </w:t>
+      </w:r>
+      <w:r>
+        <w:rPr>
           <w:b/>
           <w:sz w:val="21"/>
         </w:rPr>
-        <w:t>AI-augmented engineering practice</w:t>
-      </w:r>
-      <w:r>
-        <w:rPr>
-          <w:sz w:val="21"/>
-        </w:rPr>
-        <w:t xml:space="preserve"> — production PRs and packet-level RCAs co-authored with Claude Code / Cursor</w:t>
+        <w:t>Entra ID auth</w:t>
+      </w:r>
+      <w:r>
+        <w:rPr>
+          <w:sz w:val="21"/>
+        </w:rPr>
+        <w:t xml:space="preserve"> for the registry control plane (Go + API gateway) and deployed to Azure production</w:t>
       </w:r>
     </w:p>
     <w:p>
       <w:pPr>
-        <w:spacing w:after="40"/>
-      </w:pPr>
-      <w:r>
-        <w:rPr>
-          <w:i/>
-          <w:sz w:val="21"/>
-        </w:rPr>
-        <w:t>Platform engineering</w:t>
-      </w:r>
-    </w:p>
-    <w:p>
-      <w:pPr>
         <w:pStyle w:val="ResumeBullets"/>
         <w:spacing w:after="40"/>
       </w:pPr>
       <w:r>
         <w:rPr>
+          <w:sz w:val="21"/>
+        </w:rPr>
+        <w:t xml:space="preserve">Integrated </w:t>
+      </w:r>
+      <w:r>
+        <w:rPr>
           <w:b/>
           <w:sz w:val="21"/>
         </w:rPr>
-        <w:t>Artifactory reliability</w:t>
-      </w:r>
-      <w:r>
-        <w:rPr>
-          <w:sz w:val="21"/>
-        </w:rPr>
-        <w:t xml:space="preserve">: ~1 major incident/month → </w:t>
-      </w:r>
-      <w:r>
-        <w:rPr>
-          <w:b/>
-          <w:sz w:val="21"/>
-        </w:rPr>
-        <w:t>99.99% SLO</w:t>
-      </w:r>
-      <w:r>
-        <w:rPr>
-          <w:sz w:val="21"/>
-        </w:rPr>
-        <w:t xml:space="preserve">; upgraded to </w:t>
-      </w:r>
-      <w:r>
-        <w:rPr>
-          <w:b/>
-          <w:sz w:val="21"/>
-        </w:rPr>
-        <w:t>7.161.15</w:t>
-      </w:r>
-      <w:r>
-        <w:rPr>
-          <w:sz w:val="21"/>
-        </w:rPr>
-        <w:t>; AMP on-call lead</w:t>
-      </w:r>
-    </w:p>
-    <w:p>
-      <w:pPr>
-        <w:pStyle w:val="ResumeBullets"/>
-        <w:spacing w:after="40"/>
-      </w:pPr>
-      <w:r>
-        <w:rPr>
-          <w:b/>
-          <w:sz w:val="21"/>
-        </w:rPr>
-        <w:t>Load Healer Reactive</w:t>
-      </w:r>
-      <w:r>
-        <w:rPr>
-          <w:sz w:val="21"/>
-        </w:rPr>
-        <w:t xml:space="preserve"> (PR #109/#111) — NP validated + </w:t>
-      </w:r>
-      <w:r>
-        <w:rPr>
-          <w:b/>
-          <w:sz w:val="21"/>
-        </w:rPr>
-        <w:t>PD2</w:t>
-      </w:r>
-      <w:r>
-        <w:rPr>
-          <w:sz w:val="21"/>
-        </w:rPr>
-        <w:t xml:space="preserve"> deployed; noisy-neighbor OUTAGE → HTTP 429 instead of node failure</w:t>
-      </w:r>
-    </w:p>
-    <w:p>
-      <w:pPr>
-        <w:pStyle w:val="ResumeBullets"/>
-        <w:spacing w:after="40"/>
-      </w:pPr>
-      <w:r>
-        <w:rPr>
-          <w:b/>
-          <w:sz w:val="21"/>
-        </w:rPr>
-        <w:t>Martech-off / JFrog SaaS cutover</w:t>
-      </w:r>
-      <w:r>
-        <w:rPr>
-          <w:sz w:val="21"/>
-        </w:rPr>
-        <w:t xml:space="preserve"> (Jan 30) — migration channels + kickoffs for MAP, CDP, Billing, Payments, Bolt·Athena; SaaS POC lead (11 package types; 5,000×5,000 load test)</w:t>
-      </w:r>
-    </w:p>
-    <w:p>
-      <w:pPr>
-        <w:pStyle w:val="ResumeBullets"/>
-        <w:spacing w:after="40"/>
-      </w:pPr>
-      <w:r>
-        <w:rPr>
-          <w:b/>
-          <w:sz w:val="21"/>
-        </w:rPr>
-        <w:t>Entra ID auth for `amp-control-plane`</w:t>
-      </w:r>
-      <w:r>
-        <w:rPr>
-          <w:sz w:val="21"/>
-        </w:rPr>
-        <w:t xml:space="preserve"> (Go JWT + APIM); ACS production deploy</w:t>
-      </w:r>
-    </w:p>
-    <w:p>
-      <w:pPr>
-        <w:pStyle w:val="ResumeBullets"/>
-        <w:spacing w:after="40"/>
-      </w:pPr>
-      <w:r>
-        <w:rPr>
-          <w:b/>
-          <w:sz w:val="21"/>
-        </w:rPr>
-        <w:t>CoE author</w:t>
-      </w:r>
-      <w:r>
-        <w:rPr>
-          <w:sz w:val="21"/>
-        </w:rPr>
-        <w:t xml:space="preserve">: NOCIM-11695, NOCIM-12455, </w:t>
-      </w:r>
-      <w:r>
-        <w:rPr>
-          <w:b/>
-          <w:sz w:val="21"/>
-        </w:rPr>
-        <w:t>NOCIM-13154</w:t>
-      </w:r>
-      <w:r>
-        <w:rPr>
-          <w:sz w:val="21"/>
-        </w:rPr>
-        <w:t xml:space="preserve"> (MarTech PD upgrade), </w:t>
-      </w:r>
-      <w:r>
-        <w:rPr>
-          <w:b/>
-          <w:sz w:val="21"/>
-        </w:rPr>
-        <w:t>NOCIM-13213</w:t>
-      </w:r>
-      <w:r>
-        <w:rPr>
-          <w:sz w:val="21"/>
-        </w:rPr>
-        <w:t xml:space="preserve"> (router OOM); PD Phase 1 stability; TLS renewals </w:t>
-      </w:r>
-      <w:r>
-        <w:rPr>
-          <w:b/>
-          <w:sz w:val="21"/>
-        </w:rPr>
-        <w:t>&amp;lt;1 min</w:t>
-      </w:r>
-      <w:r>
-        <w:rPr>
-          <w:sz w:val="21"/>
-        </w:rPr>
-        <w:t xml:space="preserve"> outage</w:t>
+        <w:t>Claude Code / Cursor / MCP</w:t>
+      </w:r>
+      <w:r>
+        <w:rPr>
+          <w:sz w:val="21"/>
+        </w:rPr>
+        <w:t xml:space="preserve"> into platform support and ops workflows</w:t>
       </w:r>
     </w:p>
     <w:p>
@@ -595,7 +370,7 @@
           <w:color w:val="1F3A68"/>
           <w:sz w:val="23"/>
         </w:rPr>
-        <w:t>Staff Release Engineer / DevOps — Navan (formerly TripActions)</w:t>
+        <w:t>Staff Release Engineer / DevOps — Navan</w:t>
       </w:r>
     </w:p>
     <w:p>
@@ -605,10 +380,9 @@
       <w:r>
         <w:rPr>
           <w:b/>
-          <w:i/>
-          <w:sz w:val="20"/>
-        </w:rPr>
-        <w:t>E-Commerce · 01/2022 – 04/2025</w:t>
+          <w:sz w:val="21"/>
+        </w:rPr>
+        <w:t>01/2022 – 04/2025</w:t>
       </w:r>
     </w:p>
     <w:p>
@@ -633,7 +407,7 @@
         <w:rPr>
           <w:sz w:val="21"/>
         </w:rPr>
-        <w:t xml:space="preserve"> remediation; Vault + SonarCloud for </w:t>
+        <w:t xml:space="preserve"> remediation for </w:t>
       </w:r>
       <w:r>
         <w:rPr>
@@ -641,6 +415,12 @@
           <w:sz w:val="21"/>
         </w:rPr>
         <w:t>IPO readiness</w:t>
+      </w:r>
+      <w:r>
+        <w:rPr>
+          <w:sz w:val="21"/>
+        </w:rPr>
+        <w:t xml:space="preserve"> (Vault, SonarCloud)</w:t>
       </w:r>
     </w:p>
     <w:p>
@@ -652,7 +432,7 @@
         <w:rPr>
           <w:sz w:val="21"/>
         </w:rPr>
-        <w:t>Owned SCM/release engineering; AWS CD; Bitrise mobile CI/CD</w:t>
+        <w:t>Owned release engineering and AWS continuous delivery; Bitrise mobile CI/CD</w:t>
       </w:r>
     </w:p>
     <w:p>
@@ -676,10 +456,9 @@
       <w:r>
         <w:rPr>
           <w:b/>
-          <w:i/>
-          <w:sz w:val="20"/>
-        </w:rPr>
-        <w:t>Ad Technology · 12/2015 – 11/2021</w:t>
+          <w:sz w:val="21"/>
+        </w:rPr>
+        <w:t>12/2015 – 11/2021</w:t>
       </w:r>
     </w:p>
     <w:p>
@@ -691,7 +470,7 @@
         <w:rPr>
           <w:sz w:val="21"/>
         </w:rPr>
-        <w:t>Led 2 REs + 5 offshore NOC; ~500-engineer org; thousands of servers worldwide</w:t>
+        <w:t>Led release ops for ~500 engineers deploying worldwide</w:t>
       </w:r>
     </w:p>
     <w:p>
@@ -723,7 +502,7 @@
         <w:rPr>
           <w:sz w:val="21"/>
         </w:rPr>
-        <w:t xml:space="preserve"> — unplanned outages eliminated; </w:t>
+        <w:t xml:space="preserve"> — eliminated unplanned outages; </w:t>
       </w:r>
       <w:r>
         <w:rPr>
@@ -736,7 +515,7 @@
         <w:rPr>
           <w:sz w:val="21"/>
         </w:rPr>
-        <w:t xml:space="preserve"> vs enterprise licensing</w:t>
+        <w:t xml:space="preserve"> license savings</w:t>
       </w:r>
     </w:p>
     <w:p>
@@ -750,7 +529,7 @@
           <w:color w:val="1F3A68"/>
           <w:sz w:val="23"/>
         </w:rPr>
-        <w:t>Sr. Software Engineer — Skytree</w:t>
+        <w:t>Earlier roles (2005–2015)</w:t>
       </w:r>
     </w:p>
     <w:p>
@@ -759,152 +538,9 @@
       </w:pPr>
       <w:r>
         <w:rPr>
-          <w:b/>
-          <w:i/>
-          <w:sz w:val="20"/>
-        </w:rPr>
-        <w:t>Machine Learning · 04/2014 – 11/2015</w:t>
-      </w:r>
-      <w:r>
-        <w:rPr>
-          <w:i/>
-          <w:sz w:val="20"/>
-        </w:rPr>
-        <w:t xml:space="preserve"> — CI/CD; AWS EMR dynamic clusters; on-demand PaaS</w:t>
-      </w:r>
-    </w:p>
-    <w:p>
-      <w:pPr>
-        <w:pStyle w:val="ResumeHeader"/>
-        <w:spacing w:before="160" w:after="0"/>
-      </w:pPr>
-      <w:r>
-        <w:rPr>
-          <w:b/>
-          <w:color w:val="1F3A68"/>
-          <w:sz w:val="23"/>
-        </w:rPr>
-        <w:t>Sr. Software Engineer — Walmart Labs</w:t>
-      </w:r>
-    </w:p>
-    <w:p>
-      <w:pPr>
-        <w:spacing w:after="40"/>
-      </w:pPr>
-      <w:r>
-        <w:rPr>
-          <w:b/>
-          <w:i/>
-          <w:sz w:val="20"/>
-        </w:rPr>
-        <w:t>E-Commerce · 03/2013 – 04/2014</w:t>
-      </w:r>
-      <w:r>
-        <w:rPr>
-          <w:i/>
-          <w:sz w:val="20"/>
-        </w:rPr>
-        <w:t xml:space="preserve"> — Build/release Dev→Prod</w:t>
-      </w:r>
-    </w:p>
-    <w:p>
-      <w:pPr>
-        <w:pStyle w:val="ResumeHeader"/>
-        <w:spacing w:before="160" w:after="0"/>
-      </w:pPr>
-      <w:r>
-        <w:rPr>
-          <w:b/>
-          <w:color w:val="1F3A68"/>
-          <w:sz w:val="23"/>
-        </w:rPr>
-        <w:t>Software Engineer — Macrovision / Rovi</w:t>
-      </w:r>
-    </w:p>
-    <w:p>
-      <w:pPr>
-        <w:spacing w:after="40"/>
-      </w:pPr>
-      <w:r>
-        <w:rPr>
-          <w:b/>
-          <w:i/>
-          <w:sz w:val="20"/>
-        </w:rPr>
-        <w:t>Digital Media · 11/2009 – 02/2013</w:t>
-      </w:r>
-      <w:r>
-        <w:rPr>
-          <w:i/>
-          <w:sz w:val="20"/>
-        </w:rPr>
-        <w:t xml:space="preserve"> — CM across 20+ projects; Hadoop/MongoDB; company Git</w:t>
-      </w:r>
-    </w:p>
-    <w:p>
-      <w:pPr>
-        <w:pStyle w:val="ResumeHeader"/>
-        <w:spacing w:before="160" w:after="0"/>
-      </w:pPr>
-      <w:r>
-        <w:rPr>
-          <w:b/>
-          <w:color w:val="1F3A68"/>
-          <w:sz w:val="23"/>
-        </w:rPr>
-        <w:t>SCM Manager — Helio / Virgin Mobile USA / Sprint</w:t>
-      </w:r>
-    </w:p>
-    <w:p>
-      <w:pPr>
-        <w:spacing w:after="40"/>
-      </w:pPr>
-      <w:r>
-        <w:rPr>
-          <w:b/>
-          <w:i/>
-          <w:sz w:val="20"/>
-        </w:rPr>
-        <w:t>Telecommunications · 02/2007 – 10/2009</w:t>
-      </w:r>
-      <w:r>
-        <w:rPr>
-          <w:i/>
-          <w:sz w:val="20"/>
-        </w:rPr>
-        <w:t xml:space="preserve"> — CI/CD; VM + JBoss automation</w:t>
-      </w:r>
-    </w:p>
-    <w:p>
-      <w:pPr>
-        <w:pStyle w:val="ResumeHeader"/>
-        <w:spacing w:before="160" w:after="0"/>
-      </w:pPr>
-      <w:r>
-        <w:rPr>
-          <w:b/>
-          <w:color w:val="1F3A68"/>
-          <w:sz w:val="23"/>
-        </w:rPr>
-        <w:t>Software Developer — XLDynamics</w:t>
-      </w:r>
-    </w:p>
-    <w:p>
-      <w:pPr>
-        <w:spacing w:after="40"/>
-      </w:pPr>
-      <w:r>
-        <w:rPr>
-          <w:b/>
-          <w:sz w:val="21"/>
-        </w:rPr>
-        <w:t>01/2005 – 02/2007</w:t>
-      </w:r>
-      <w:r>
-        <w:rPr>
-          <w:sz w:val="21"/>
-        </w:rPr>
-        <w:t xml:space="preserve"> — Build/release; C++ XML/SOAP; Shell tooling</w:t>
+          <w:sz w:val="21"/>
+        </w:rPr>
+        <w:t>Skytree · Walmart Labs · Macrovision/Rovi · Helio/Virgin/Sprint · XLDynamics — CI/CD, build/release, and platform engineering</w:t>
       </w:r>
     </w:p>
     <w:p>
@@ -931,105 +567,59 @@
     </w:p>
     <w:p>
       <w:pPr>
-        <w:pStyle w:val="ResumeHeader"/>
-        <w:spacing w:before="160" w:after="0"/>
+        <w:pStyle w:val="ResumeBullets"/>
+        <w:spacing w:after="40"/>
       </w:pPr>
       <w:r>
         <w:rPr>
           <w:b/>
-          <w:color w:val="1F3A68"/>
-          <w:sz w:val="23"/>
-        </w:rPr>
-        <w:t>Jiadroid — Founder ([github.com/mailming/jiadroid](https://github.com/mailming/jiadroid))</w:t>
+          <w:sz w:val="21"/>
+        </w:rPr>
+        <w:t>Jiadroid</w:t>
+      </w:r>
+      <w:r>
+        <w:rPr>
+          <w:sz w:val="21"/>
+        </w:rPr>
+        <w:t xml:space="preserve"> ([github.com/mailming/jiadroid](https://github.com/mailming/jiadroid)) — Phone-as-robot-brain: open protocol + Follow Me apps for robot bodies</w:t>
       </w:r>
     </w:p>
     <w:p>
       <w:pPr>
+        <w:pStyle w:val="ResumeBullets"/>
         <w:spacing w:after="40"/>
       </w:pPr>
       <w:r>
         <w:rPr>
-          <w:sz w:val="21"/>
-        </w:rPr>
-        <w:t>Phone-as-robot-brain protocol · ESP32-S3 2WD firmware (Wi-Fi / USB-C / OTA) · Follow Me on Android+iOS · duck + rover sims (MuJoCo)</w:t>
+          <w:b/>
+          <w:sz w:val="21"/>
+        </w:rPr>
+        <w:t>OpenClaw cost-aware runtime</w:t>
+      </w:r>
+      <w:r>
+        <w:rPr>
+          <w:sz w:val="21"/>
+        </w:rPr>
+        <w:t xml:space="preserve"> (Purdue ECE 50874) — Budgeted agent governance layer</w:t>
       </w:r>
     </w:p>
     <w:p>
       <w:pPr>
-        <w:pStyle w:val="ResumeHeader"/>
-        <w:spacing w:before="160" w:after="0"/>
-      </w:pPr>
-      <w:r>
-        <w:rPr>
-          <w:b/>
-          <w:color w:val="1F3A68"/>
-          <w:sz w:val="23"/>
-        </w:rPr>
-        <w:t>OpenClaw Cost-Aware Runtime — Purdue ECE 50874/59500 (2026)</w:t>
-      </w:r>
-    </w:p>
-    <w:p>
-      <w:pPr>
-        <w:spacing w:after="40"/>
-      </w:pPr>
-      <w:r>
-        <w:rPr>
-          <w:i/>
-          <w:sz w:val="20"/>
-        </w:rPr>
-        <w:t>*</w:t>
-      </w:r>
-      <w:r>
-        <w:rPr>
-          <w:b/>
-          <w:i/>
-          <w:sz w:val="20"/>
-        </w:rPr>
-        <w:t>Project lead &amp; primary implementer</w:t>
-      </w:r>
-      <w:r>
-        <w:rPr>
-          <w:i/>
-          <w:sz w:val="20"/>
-        </w:rPr>
-        <w:t>* · [github.com/mailming/openclaw](https://github.com/mailming/openclaw/tree/feature/llm-insights-manual-pricing)</w:t>
-      </w:r>
-    </w:p>
-    <w:p>
-      <w:pPr>
         <w:pStyle w:val="ResumeBullets"/>
         <w:spacing w:after="40"/>
       </w:pPr>
       <w:r>
         <w:rPr>
-          <w:sz w:val="21"/>
-        </w:rPr>
-        <w:t>Token/cost/step budgets + policy at step boundaries; AgentOps + Langfuse; LLM Insights gateway</w:t>
-      </w:r>
-    </w:p>
-    <w:p>
-      <w:pPr>
-        <w:pStyle w:val="ResumeHeader"/>
-        <w:spacing w:before="160" w:after="0"/>
-      </w:pPr>
-      <w:r>
-        <w:rPr>
           <w:b/>
-          <w:color w:val="1F3A68"/>
-          <w:sz w:val="23"/>
-        </w:rPr>
-        <w:t>SmartTuna — Founder ([smarttuna.ai](https://smarttuna.ai/))</w:t>
-      </w:r>
-    </w:p>
-    <w:p>
-      <w:pPr>
-        <w:spacing w:after="40"/>
-      </w:pPr>
-      <w:r>
-        <w:rPr>
-          <w:sz w:val="21"/>
-        </w:rPr>
-        <w:t>LangGraph multi-agent stock analysis · Python + Astro UI</w:t>
+          <w:sz w:val="21"/>
+        </w:rPr>
+        <w:t>SmartTuna</w:t>
+      </w:r>
+      <w:r>
+        <w:rPr>
+          <w:sz w:val="21"/>
+        </w:rPr>
+        <w:t xml:space="preserve"> ([smarttuna.ai](https://smarttuna.ai)) — LangGraph multi-agent stock analysis</w:t>
       </w:r>
     </w:p>
     <w:p>
@@ -1051,156 +641,7 @@
           <w:color w:val="1F3A68"/>
           <w:sz w:val="26"/>
         </w:rPr>
-        <w:t>KEY COMPETENCIES</w:t>
-      </w:r>
-    </w:p>
-    <w:p>
-      <w:pPr>
-        <w:pStyle w:val="ResumeBullets"/>
-        <w:spacing w:after="40"/>
-      </w:pPr>
-      <w:r>
-        <w:rPr>
-          <w:b/>
-          <w:sz w:val="21"/>
-        </w:rPr>
-        <w:t>AI engineering for platform ops:</w:t>
-      </w:r>
-      <w:r>
-        <w:rPr>
-          <w:sz w:val="21"/>
-        </w:rPr>
-        <w:t xml:space="preserve"> Claude Agent SDK / Claude Code plugins, migration agents (</w:t>
-      </w:r>
-      <w:r>
-        <w:rPr>
-          <w:rFonts w:ascii="Consolas" w:hAnsi="Consolas"/>
-          <w:sz w:val="21"/>
-        </w:rPr>
-        <w:t>amp-migrate</w:t>
-      </w:r>
-      <w:r>
-        <w:rPr>
-          <w:sz w:val="21"/>
-        </w:rPr>
-        <w:t>), AI-consumable runbooks &amp; ADRs, agent triage/RCA, LangGraph</w:t>
-      </w:r>
-    </w:p>
-    <w:p>
-      <w:pPr>
-        <w:pStyle w:val="ResumeBullets"/>
-        <w:spacing w:after="40"/>
-      </w:pPr>
-      <w:r>
-        <w:rPr>
-          <w:b/>
-          <w:sz w:val="21"/>
-        </w:rPr>
-        <w:t>MCP &amp; coding-agent integration:</w:t>
-      </w:r>
-      <w:r>
-        <w:rPr>
-          <w:sz w:val="21"/>
-        </w:rPr>
-        <w:t xml:space="preserve"> MCP servers; Cursor / Claude skills; enterprise credential bridging</w:t>
-      </w:r>
-    </w:p>
-    <w:p>
-      <w:pPr>
-        <w:pStyle w:val="ResumeBullets"/>
-        <w:spacing w:after="40"/>
-      </w:pPr>
-      <w:r>
-        <w:rPr>
-          <w:b/>
-          <w:sz w:val="21"/>
-        </w:rPr>
-        <w:t>Embodied / Physical AI:</w:t>
-      </w:r>
-      <w:r>
-        <w:rPr>
-          <w:sz w:val="21"/>
-        </w:rPr>
-        <w:t xml:space="preserve"> Jiadroid protocol, ESP32 firmware, vision Follow Me, multi-body sims</w:t>
-      </w:r>
-    </w:p>
-    <w:p>
-      <w:pPr>
-        <w:pStyle w:val="ResumeBullets"/>
-        <w:spacing w:after="40"/>
-      </w:pPr>
-      <w:r>
-        <w:rPr>
-          <w:b/>
-          <w:sz w:val="21"/>
-        </w:rPr>
-        <w:t>Platform &amp; DevOps:</w:t>
-      </w:r>
-      <w:r>
-        <w:rPr>
-          <w:sz w:val="21"/>
-        </w:rPr>
-        <w:t xml:space="preserve"> CI/CD, Artifactory HA / X-Ray / SaaS, Load Healer, Kubernetes/AKS, Terraform, Helm</w:t>
-      </w:r>
-    </w:p>
-    <w:p>
-      <w:pPr>
-        <w:pStyle w:val="ResumeBullets"/>
-        <w:spacing w:after="40"/>
-      </w:pPr>
-      <w:r>
-        <w:rPr>
-          <w:b/>
-          <w:sz w:val="21"/>
-        </w:rPr>
-        <w:t>Cloud &amp; security:</w:t>
-      </w:r>
-      <w:r>
-        <w:rPr>
-          <w:sz w:val="21"/>
-        </w:rPr>
-        <w:t xml:space="preserve"> AWS, Azure (Entra ID, Firewall, AKS, ACS), SOC 2, Vault, OIDC</w:t>
-      </w:r>
-    </w:p>
-    <w:p>
-      <w:pPr>
-        <w:pStyle w:val="ResumeBullets"/>
-        <w:spacing w:after="40"/>
-      </w:pPr>
-      <w:r>
-        <w:rPr>
-          <w:b/>
-          <w:sz w:val="21"/>
-        </w:rPr>
-        <w:t>Leadership:</w:t>
-      </w:r>
-      <w:r>
-        <w:rPr>
-          <w:sz w:val="21"/>
-        </w:rPr>
-        <w:t xml:space="preserve"> Staff-IC tech lead, cross-org cutover programs, on-call/incident ownership</w:t>
-      </w:r>
-    </w:p>
-    <w:p>
-      <w:pPr>
-        <w:spacing w:before="40" w:after="40"/>
-        <w:pBdr>
-          <w:bottom w:val="single" w:sz="6" w:space="1" w:color="auto"/>
-        </w:pBdr>
-      </w:pPr>
-    </w:p>
-    <w:p>
-      <w:pPr>
-        <w:pStyle w:val="Heading1"/>
-        <w:spacing w:before="160" w:after="40"/>
-      </w:pPr>
-      <w:r>
-        <w:rPr>
-          <w:b/>
-          <w:color w:val="1F3A68"/>
-          <w:sz w:val="26"/>
-        </w:rPr>
-        <w:t>TECHNICAL SKILLS</w:t>
+        <w:t>SKILLS</w:t>
       </w:r>
     </w:p>
     <w:tbl>
@@ -1275,7 +716,7 @@
               <w:rPr>
                 <w:sz w:val="20"/>
               </w:rPr>
-              <w:t>AWS, Azure (AKS, ACR, Entra ID, Azure Firewall), Kubernetes, Helm, Terraform, Docker</w:t>
+              <w:t>AWS, Azure, Kubernetes, Helm, Terraform, Docker</w:t>
             </w:r>
           </w:p>
         </w:tc>
@@ -1304,7 +745,7 @@
               <w:rPr>
                 <w:sz w:val="20"/>
               </w:rPr>
-              <w:t>Jenkins, GitHub Actions, Azure DevOps, ArgoCD, JFrog Artifactory/X-Ray/SaaS, Nexus, ACR</w:t>
+              <w:t>Jenkins, GitHub Actions, Azure DevOps, JFrog Artifactory, Nexus</w:t>
             </w:r>
           </w:p>
         </w:tc>
@@ -1320,7 +761,7 @@
                 <w:b/>
                 <w:sz w:val="20"/>
               </w:rPr>
-              <w:t>Languages &amp; Build</w:t>
+              <w:t>Languages</w:t>
             </w:r>
           </w:p>
         </w:tc>
@@ -1333,7 +774,36 @@
               <w:rPr>
                 <w:sz w:val="20"/>
               </w:rPr>
-              <w:t>Python, Go, Java, Shell, TypeScript, Kotlin, Swift, Groovy, Maven, Gradle, C/C++</w:t>
+              <w:t>Python, Go, TypeScript, Java, Shell</w:t>
+            </w:r>
+          </w:p>
+        </w:tc>
+      </w:tr>
+      <w:tr>
+        <w:tc>
+          <w:tcPr>
+            <w:tcW w:type="dxa" w:w="2448"/>
+          </w:tcPr>
+          <w:p>
+            <w:r>
+              <w:rPr>
+                <w:b/>
+                <w:sz w:val="20"/>
+              </w:rPr>
+              <w:t>AI</w:t>
+            </w:r>
+          </w:p>
+        </w:tc>
+        <w:tc>
+          <w:tcPr>
+            <w:tcW w:type="dxa" w:w="7632"/>
+          </w:tcPr>
+          <w:p>
+            <w:r>
+              <w:rPr>
+                <w:sz w:val="20"/>
+              </w:rPr>
+              <w:t>Claude Code, Cursor, MCP, LangGraph, agent cost governance</w:t>
             </w:r>
           </w:p>
         </w:tc>
@@ -1362,36 +832,7 @@
               <w:rPr>
                 <w:sz w:val="20"/>
               </w:rPr>
-              <w:t>SOC 2 Type II, HashiCorp Vault, Azure Key Vault, SonarCloud, OIDC, Entra ID</w:t>
-            </w:r>
-          </w:p>
-        </w:tc>
-      </w:tr>
-      <w:tr>
-        <w:tc>
-          <w:tcPr>
-            <w:tcW w:type="dxa" w:w="2448"/>
-          </w:tcPr>
-          <w:p>
-            <w:r>
-              <w:rPr>
-                <w:b/>
-                <w:sz w:val="20"/>
-              </w:rPr>
-              <w:t>AI / LLM / Embodied</w:t>
-            </w:r>
-          </w:p>
-        </w:tc>
-        <w:tc>
-          <w:tcPr>
-            <w:tcW w:type="dxa" w:w="7632"/>
-          </w:tcPr>
-          <w:p>
-            <w:r>
-              <w:rPr>
-                <w:sz w:val="20"/>
-              </w:rPr>
-              <w:t>Claude Agent SDK, Claude Code, Cursor MCP, LangGraph, AgentOps, Langfuse, OpenClaw, Jiadroid, ESP32, Ollama, vLLM</w:t>
+              <w:t>SOC 2, Vault, OIDC, Entra ID</w:t>
             </w:r>
           </w:p>
         </w:tc>
@@ -1426,31 +867,22 @@
       <w:r>
         <w:rPr>
           <w:b/>
+          <w:sz w:val="21"/>
+        </w:rPr>
+        <w:t>Purdue University</w:t>
+      </w:r>
+      <w:r>
+        <w:rPr>
+          <w:sz w:val="21"/>
+        </w:rPr>
+        <w:t xml:space="preserve"> — MS, Artificial Intelligence </w:t>
+      </w:r>
+      <w:r>
+        <w:rPr>
           <w:i/>
-          <w:sz w:val="20"/>
-        </w:rPr>
-        <w:t>Purdue University</w:t>
-      </w:r>
-      <w:r>
-        <w:rPr>
-          <w:i/>
-          <w:sz w:val="20"/>
-        </w:rPr>
-        <w:t xml:space="preserve"> — MS, Artificial Intelligence </w:t>
-      </w:r>
-      <w:r>
-        <w:rPr>
-          <w:i/>
-          <w:sz w:val="20"/>
+          <w:sz w:val="21"/>
         </w:rPr>
         <w:t>(In Progress)</w:t>
-      </w:r>
-      <w:r>
-        <w:rPr>
-          <w:i/>
-          <w:sz w:val="20"/>
-        </w:rPr>
-        <w:t xml:space="preserve"> · ECE 50874/59500 OpenClaw; CNIT 57500 Data Analysis (Fall 2026)</w:t>
       </w:r>
     </w:p>
     <w:p>
@@ -1476,28 +908,6 @@
           <w:sz w:val="21"/>
         </w:rPr>
         <w:t>(Minor: Mathematics &amp; Economics)</w:t>
-      </w:r>
-    </w:p>
-    <w:p>
-      <w:pPr>
-        <w:spacing w:before="40" w:after="40"/>
-        <w:pBdr>
-          <w:bottom w:val="single" w:sz="6" w:space="1" w:color="auto"/>
-        </w:pBdr>
-      </w:pPr>
-    </w:p>
-    <w:p>
-      <w:pPr>
-        <w:pStyle w:val="Heading1"/>
-        <w:spacing w:before="160" w:after="40"/>
-      </w:pPr>
-      <w:r>
-        <w:rPr>
-          <w:b/>
-          <w:color w:val="1F3A68"/>
-          <w:sz w:val="26"/>
-        </w:rPr>
-        <w:t>ADDITIONAL</w:t>
       </w:r>
     </w:p>
     <w:p>
